--- a/public/documents/Enquete_Satisfaction_FFF_2026.docx
+++ b/public/documents/Enquete_Satisfaction_FFF_2026.docx
@@ -29,7 +29,15 @@
           <w:sz w:val="24"/>
           <w:szCs w:val="24"/>
         </w:rPr>
-        <w:t>Enquête de satisfaction — Adhérents 2025</w:t>
+        <w:t>Enquête de satisfaction — Adhérents 202</w:t>
+      </w:r>
+      <w:r>
+        <w:rPr>
+          <w:color w:val="FFFFFF"/>
+          <w:sz w:val="24"/>
+          <w:szCs w:val="24"/>
+        </w:rPr>
+        <w:t>6</w:t>
       </w:r>
     </w:p>
     <w:p>
@@ -44,43 +52,7 @@
           <w:sz w:val="18"/>
           <w:szCs w:val="18"/>
         </w:rPr>
-        <w:t xml:space="preserve">Durée estimée : 8 à 10 </w:t>
-      </w:r>
-      <w:proofErr w:type="gramStart"/>
-      <w:r>
-        <w:rPr>
-          <w:color w:val="AAAAAA"/>
-          <w:sz w:val="18"/>
-          <w:szCs w:val="18"/>
-        </w:rPr>
-        <w:t>minutes  •</w:t>
-      </w:r>
-      <w:proofErr w:type="gramEnd"/>
-      <w:r>
-        <w:rPr>
-          <w:color w:val="AAAAAA"/>
-          <w:sz w:val="18"/>
-          <w:szCs w:val="18"/>
-        </w:rPr>
-        <w:t xml:space="preserve">  Réponses </w:t>
-      </w:r>
-      <w:proofErr w:type="gramStart"/>
-      <w:r>
-        <w:rPr>
-          <w:color w:val="AAAAAA"/>
-          <w:sz w:val="18"/>
-          <w:szCs w:val="18"/>
-        </w:rPr>
-        <w:t>anonymes  •</w:t>
-      </w:r>
-      <w:proofErr w:type="gramEnd"/>
-      <w:r>
-        <w:rPr>
-          <w:color w:val="AAAAAA"/>
-          <w:sz w:val="18"/>
-          <w:szCs w:val="18"/>
-        </w:rPr>
-        <w:t xml:space="preserve">  * = obligatoire</w:t>
+        <w:t>Durée estimée : 8 à 10 minutes  •  Réponses anonymes  •  * = obligatoire</w:t>
       </w:r>
     </w:p>
     <w:p>
@@ -164,13 +136,8 @@
         <w:spacing w:before="30" w:after="30"/>
         <w:ind w:left="400"/>
       </w:pPr>
-      <w:proofErr w:type="gramStart"/>
-      <w:r>
-        <w:t>☐  Boutique</w:t>
-      </w:r>
-      <w:proofErr w:type="gramEnd"/>
-      <w:r>
-        <w:t xml:space="preserve"> / crèmerie-fromagerie sédentaire uniquement</w:t>
+      <w:r>
+        <w:t>☐  Boutique / crèmerie-fromagerie sédentaire uniquement</w:t>
       </w:r>
     </w:p>
     <w:p>
@@ -178,13 +145,8 @@
         <w:spacing w:before="30" w:after="30"/>
         <w:ind w:left="400"/>
       </w:pPr>
-      <w:proofErr w:type="gramStart"/>
-      <w:r>
-        <w:t>☐  Stand</w:t>
-      </w:r>
-      <w:proofErr w:type="gramEnd"/>
-      <w:r>
-        <w:t>(s) sur marché uniquement</w:t>
+      <w:r>
+        <w:t>☐  Stand(s) sur marché uniquement</w:t>
       </w:r>
     </w:p>
     <w:p>
@@ -192,13 +154,8 @@
         <w:spacing w:before="30" w:after="30"/>
         <w:ind w:left="400"/>
       </w:pPr>
-      <w:proofErr w:type="gramStart"/>
-      <w:r>
-        <w:t>☐  Les</w:t>
-      </w:r>
-      <w:proofErr w:type="gramEnd"/>
-      <w:r>
-        <w:t xml:space="preserve"> deux (boutique + marché(s))</w:t>
+      <w:r>
+        <w:t>☐  Les deux (boutique + marché(s))</w:t>
       </w:r>
     </w:p>
     <w:p>
@@ -245,13 +202,8 @@
         <w:spacing w:before="30" w:after="30"/>
         <w:ind w:left="400"/>
       </w:pPr>
-      <w:proofErr w:type="gramStart"/>
-      <w:r>
-        <w:t>☐  Moins</w:t>
-      </w:r>
-      <w:proofErr w:type="gramEnd"/>
-      <w:r>
-        <w:t xml:space="preserve"> d'1 an</w:t>
+      <w:r>
+        <w:t>☐  Moins d'1 an</w:t>
       </w:r>
     </w:p>
     <w:p>
@@ -259,13 +211,8 @@
         <w:spacing w:before="30" w:after="30"/>
         <w:ind w:left="400"/>
       </w:pPr>
-      <w:proofErr w:type="gramStart"/>
-      <w:r>
-        <w:t>☐  1</w:t>
-      </w:r>
-      <w:proofErr w:type="gramEnd"/>
-      <w:r>
-        <w:t xml:space="preserve"> à 3 ans</w:t>
+      <w:r>
+        <w:t>☐  1 à 3 ans</w:t>
       </w:r>
     </w:p>
     <w:p>
@@ -273,13 +220,8 @@
         <w:spacing w:before="30" w:after="30"/>
         <w:ind w:left="400"/>
       </w:pPr>
-      <w:proofErr w:type="gramStart"/>
-      <w:r>
-        <w:t>☐  4</w:t>
-      </w:r>
-      <w:proofErr w:type="gramEnd"/>
-      <w:r>
-        <w:t xml:space="preserve"> à 10 ans</w:t>
+      <w:r>
+        <w:t>☐  4 à 10 ans</w:t>
       </w:r>
     </w:p>
     <w:p>
@@ -287,13 +229,8 @@
         <w:spacing w:before="30" w:after="30"/>
         <w:ind w:left="400"/>
       </w:pPr>
-      <w:proofErr w:type="gramStart"/>
-      <w:r>
-        <w:t>☐  Plus</w:t>
-      </w:r>
-      <w:proofErr w:type="gramEnd"/>
-      <w:r>
-        <w:t xml:space="preserve"> de 10 ans</w:t>
+      <w:r>
+        <w:t>☐  Plus de 10 ans</w:t>
       </w:r>
     </w:p>
     <w:p>
@@ -340,13 +277,8 @@
         <w:spacing w:before="30" w:after="30"/>
         <w:ind w:left="400"/>
       </w:pPr>
-      <w:proofErr w:type="gramStart"/>
-      <w:r>
-        <w:t>☐  Moins</w:t>
-      </w:r>
-      <w:proofErr w:type="gramEnd"/>
-      <w:r>
-        <w:t xml:space="preserve"> de 2 ans</w:t>
+      <w:r>
+        <w:t>☐  Moins de 2 ans</w:t>
       </w:r>
     </w:p>
     <w:p>
@@ -354,13 +286,8 @@
         <w:spacing w:before="30" w:after="30"/>
         <w:ind w:left="400"/>
       </w:pPr>
-      <w:proofErr w:type="gramStart"/>
-      <w:r>
-        <w:t>☐  2</w:t>
-      </w:r>
-      <w:proofErr w:type="gramEnd"/>
-      <w:r>
-        <w:t xml:space="preserve"> à 5 ans</w:t>
+      <w:r>
+        <w:t>☐  2 à 5 ans</w:t>
       </w:r>
     </w:p>
     <w:p>
@@ -368,13 +295,8 @@
         <w:spacing w:before="30" w:after="30"/>
         <w:ind w:left="400"/>
       </w:pPr>
-      <w:proofErr w:type="gramStart"/>
-      <w:r>
-        <w:t>☐  6</w:t>
-      </w:r>
-      <w:proofErr w:type="gramEnd"/>
-      <w:r>
-        <w:t xml:space="preserve"> à 10 ans</w:t>
+      <w:r>
+        <w:t>☐  6 à 10 ans</w:t>
       </w:r>
     </w:p>
     <w:p>
@@ -382,13 +304,8 @@
         <w:spacing w:before="30" w:after="30"/>
         <w:ind w:left="400"/>
       </w:pPr>
-      <w:proofErr w:type="gramStart"/>
-      <w:r>
-        <w:t>☐  11</w:t>
-      </w:r>
-      <w:proofErr w:type="gramEnd"/>
-      <w:r>
-        <w:t xml:space="preserve"> à 20 ans</w:t>
+      <w:r>
+        <w:t>☐  11 à 20 ans</w:t>
       </w:r>
     </w:p>
     <w:p>
@@ -396,13 +313,8 @@
         <w:spacing w:before="30" w:after="30"/>
         <w:ind w:left="400"/>
       </w:pPr>
-      <w:proofErr w:type="gramStart"/>
-      <w:r>
-        <w:t>☐  Plus</w:t>
-      </w:r>
-      <w:proofErr w:type="gramEnd"/>
-      <w:r>
-        <w:t xml:space="preserve"> de 20 ans</w:t>
+      <w:r>
+        <w:t>☐  Plus de 20 ans</w:t>
       </w:r>
     </w:p>
     <w:p>
@@ -449,13 +361,8 @@
         <w:spacing w:before="30" w:after="30"/>
         <w:ind w:left="400"/>
       </w:pPr>
-      <w:proofErr w:type="gramStart"/>
-      <w:r>
-        <w:t>☐  Île</w:t>
-      </w:r>
-      <w:proofErr w:type="gramEnd"/>
-      <w:r>
-        <w:t>-de-France</w:t>
+      <w:r>
+        <w:t>☐  Île-de-France</w:t>
       </w:r>
     </w:p>
     <w:p>
@@ -463,13 +370,8 @@
         <w:spacing w:before="30" w:after="30"/>
         <w:ind w:left="400"/>
       </w:pPr>
-      <w:proofErr w:type="gramStart"/>
-      <w:r>
-        <w:t>☐  Auvergne</w:t>
-      </w:r>
-      <w:proofErr w:type="gramEnd"/>
-      <w:r>
-        <w:t>-Rhône-Alpes</w:t>
+      <w:r>
+        <w:t>☐  Auvergne-Rhône-Alpes</w:t>
       </w:r>
     </w:p>
     <w:p>
@@ -477,13 +379,8 @@
         <w:spacing w:before="30" w:after="30"/>
         <w:ind w:left="400"/>
       </w:pPr>
-      <w:proofErr w:type="gramStart"/>
-      <w:r>
-        <w:t>☐  Nouvelle</w:t>
-      </w:r>
-      <w:proofErr w:type="gramEnd"/>
-      <w:r>
-        <w:t>-Aquitaine</w:t>
+      <w:r>
+        <w:t>☐  Nouvelle-Aquitaine</w:t>
       </w:r>
     </w:p>
     <w:p>
@@ -491,46 +388,35 @@
         <w:spacing w:before="30" w:after="30"/>
         <w:ind w:left="400"/>
       </w:pPr>
-      <w:proofErr w:type="gramStart"/>
       <w:r>
         <w:t>☐  Occitanie</w:t>
       </w:r>
-      <w:proofErr w:type="gramEnd"/>
     </w:p>
     <w:p>
       <w:pPr>
         <w:spacing w:before="30" w:after="30"/>
         <w:ind w:left="400"/>
       </w:pPr>
-      <w:proofErr w:type="gramStart"/>
       <w:r>
         <w:t>☐  Bretagne</w:t>
       </w:r>
-      <w:proofErr w:type="gramEnd"/>
     </w:p>
     <w:p>
       <w:pPr>
         <w:spacing w:before="30" w:after="30"/>
         <w:ind w:left="400"/>
       </w:pPr>
-      <w:proofErr w:type="gramStart"/>
       <w:r>
         <w:t>☐  Normandie</w:t>
       </w:r>
-      <w:proofErr w:type="gramEnd"/>
     </w:p>
     <w:p>
       <w:pPr>
         <w:spacing w:before="30" w:after="30"/>
         <w:ind w:left="400"/>
       </w:pPr>
-      <w:proofErr w:type="gramStart"/>
-      <w:r>
-        <w:t>☐  Hauts</w:t>
-      </w:r>
-      <w:proofErr w:type="gramEnd"/>
-      <w:r>
-        <w:t>-de-France</w:t>
+      <w:r>
+        <w:t>☐  Hauts-de-France</w:t>
       </w:r>
     </w:p>
     <w:p>
@@ -538,13 +424,8 @@
         <w:spacing w:before="30" w:after="30"/>
         <w:ind w:left="400"/>
       </w:pPr>
-      <w:proofErr w:type="gramStart"/>
-      <w:r>
-        <w:t>☐  Grand</w:t>
-      </w:r>
-      <w:proofErr w:type="gramEnd"/>
-      <w:r>
-        <w:t xml:space="preserve"> Est</w:t>
+      <w:r>
+        <w:t>☐  Grand Est</w:t>
       </w:r>
     </w:p>
     <w:p>
@@ -552,13 +433,8 @@
         <w:spacing w:before="30" w:after="30"/>
         <w:ind w:left="400"/>
       </w:pPr>
-      <w:proofErr w:type="gramStart"/>
-      <w:r>
-        <w:t>☐  Provence</w:t>
-      </w:r>
-      <w:proofErr w:type="gramEnd"/>
-      <w:r>
-        <w:t>-Alpes-Côte d'Azur</w:t>
+      <w:r>
+        <w:t>☐  Provence-Alpes-Côte d'Azur</w:t>
       </w:r>
     </w:p>
     <w:p>
@@ -566,13 +442,8 @@
         <w:spacing w:before="30" w:after="30"/>
         <w:ind w:left="400"/>
       </w:pPr>
-      <w:proofErr w:type="gramStart"/>
-      <w:r>
-        <w:t>☐  Autre</w:t>
-      </w:r>
-      <w:proofErr w:type="gramEnd"/>
-      <w:r>
-        <w:t xml:space="preserve"> région</w:t>
+      <w:r>
+        <w:t>☐  Autre région</w:t>
       </w:r>
     </w:p>
     <w:p>
@@ -609,13 +480,8 @@
         <w:spacing w:before="30" w:after="30"/>
         <w:ind w:left="400"/>
       </w:pPr>
-      <w:proofErr w:type="gramStart"/>
-      <w:r>
-        <w:t>☐  1</w:t>
-      </w:r>
-      <w:proofErr w:type="gramEnd"/>
-      <w:r>
-        <w:t xml:space="preserve"> (seul(e))</w:t>
+      <w:r>
+        <w:t>☐  1 (seul(e))</w:t>
       </w:r>
     </w:p>
     <w:p>
@@ -623,13 +489,8 @@
         <w:spacing w:before="30" w:after="30"/>
         <w:ind w:left="400"/>
       </w:pPr>
-      <w:proofErr w:type="gramStart"/>
-      <w:r>
-        <w:t>☐  2</w:t>
-      </w:r>
-      <w:proofErr w:type="gramEnd"/>
-      <w:r>
-        <w:t xml:space="preserve"> à 3</w:t>
+      <w:r>
+        <w:t>☐  2 à 3</w:t>
       </w:r>
     </w:p>
     <w:p>
@@ -637,13 +498,8 @@
         <w:spacing w:before="30" w:after="30"/>
         <w:ind w:left="400"/>
       </w:pPr>
-      <w:proofErr w:type="gramStart"/>
-      <w:r>
-        <w:t>☐  4</w:t>
-      </w:r>
-      <w:proofErr w:type="gramEnd"/>
-      <w:r>
-        <w:t xml:space="preserve"> à 9</w:t>
+      <w:r>
+        <w:t>☐  4 à 9</w:t>
       </w:r>
     </w:p>
     <w:p>
@@ -651,13 +507,8 @@
         <w:spacing w:before="30" w:after="30"/>
         <w:ind w:left="400"/>
       </w:pPr>
-      <w:proofErr w:type="gramStart"/>
-      <w:r>
-        <w:t>☐  10</w:t>
-      </w:r>
-      <w:proofErr w:type="gramEnd"/>
-      <w:r>
-        <w:t xml:space="preserve"> et plus</w:t>
+      <w:r>
+        <w:t>☐  10 et plus</w:t>
       </w:r>
     </w:p>
     <w:p>
@@ -704,14 +555,9 @@
         <w:spacing w:before="30" w:after="30"/>
         <w:ind w:left="400"/>
       </w:pPr>
-      <w:proofErr w:type="gramStart"/>
       <w:r>
         <w:lastRenderedPageBreak/>
-        <w:t>☐  Vente</w:t>
-      </w:r>
-      <w:proofErr w:type="gramEnd"/>
-      <w:r>
-        <w:t xml:space="preserve"> au client final (détail)</w:t>
+        <w:t>☐  Vente au client final (détail)</w:t>
       </w:r>
     </w:p>
     <w:p>
@@ -719,35 +565,26 @@
         <w:spacing w:before="30" w:after="30"/>
         <w:ind w:left="400"/>
       </w:pPr>
-      <w:proofErr w:type="gramStart"/>
       <w:r>
         <w:t>☐  Affinage</w:t>
       </w:r>
-      <w:proofErr w:type="gramEnd"/>
     </w:p>
     <w:p>
       <w:pPr>
         <w:spacing w:before="30" w:after="30"/>
         <w:ind w:left="400"/>
       </w:pPr>
-      <w:proofErr w:type="gramStart"/>
       <w:r>
         <w:t>☐  Production</w:t>
       </w:r>
-      <w:proofErr w:type="gramEnd"/>
     </w:p>
     <w:p>
       <w:pPr>
         <w:spacing w:before="30" w:after="30"/>
         <w:ind w:left="400"/>
       </w:pPr>
-      <w:proofErr w:type="gramStart"/>
-      <w:r>
-        <w:t>☐  Grossiste</w:t>
-      </w:r>
-      <w:proofErr w:type="gramEnd"/>
-      <w:r>
-        <w:t xml:space="preserve"> / vente aux professionnels</w:t>
+      <w:r>
+        <w:t>☐  Grossiste / vente aux professionnels</w:t>
       </w:r>
     </w:p>
     <w:p>
@@ -755,13 +592,8 @@
         <w:spacing w:before="30" w:after="30"/>
         <w:ind w:left="400"/>
       </w:pPr>
-      <w:proofErr w:type="gramStart"/>
-      <w:r>
-        <w:t>☐  Plusieurs</w:t>
-      </w:r>
-      <w:proofErr w:type="gramEnd"/>
-      <w:r>
-        <w:t xml:space="preserve"> activités combinées</w:t>
+      <w:r>
+        <w:t>☐  Plusieurs activités combinées</w:t>
       </w:r>
     </w:p>
     <w:p>
@@ -857,12 +689,6 @@
         <w:gridCol w:w="1356"/>
       </w:tblGrid>
       <w:tr>
-        <w:tblPrEx>
-          <w:tblCellMar>
-            <w:top w:w="0" w:type="dxa"/>
-            <w:bottom w:w="0" w:type="dxa"/>
-          </w:tblCellMar>
-        </w:tblPrEx>
         <w:trPr>
           <w:tblHeader/>
         </w:trPr>
@@ -1034,12 +860,6 @@
         </w:tc>
       </w:tr>
       <w:tr>
-        <w:tblPrEx>
-          <w:tblCellMar>
-            <w:top w:w="0" w:type="dxa"/>
-            <w:bottom w:w="0" w:type="dxa"/>
-          </w:tblCellMar>
-        </w:tblPrEx>
         <w:tc>
           <w:tcPr>
             <w:tcW w:w="3600" w:type="dxa"/>
@@ -1254,12 +1074,6 @@
         <w:gridCol w:w="1356"/>
       </w:tblGrid>
       <w:tr>
-        <w:tblPrEx>
-          <w:tblCellMar>
-            <w:top w:w="0" w:type="dxa"/>
-            <w:bottom w:w="0" w:type="dxa"/>
-          </w:tblCellMar>
-        </w:tblPrEx>
         <w:trPr>
           <w:tblHeader/>
         </w:trPr>
@@ -1431,12 +1245,6 @@
         </w:tc>
       </w:tr>
       <w:tr>
-        <w:tblPrEx>
-          <w:tblCellMar>
-            <w:top w:w="0" w:type="dxa"/>
-            <w:bottom w:w="0" w:type="dxa"/>
-          </w:tblCellMar>
-        </w:tblPrEx>
         <w:tc>
           <w:tcPr>
             <w:tcW w:w="3602" w:type="dxa"/>
@@ -1582,12 +1390,6 @@
         </w:tc>
       </w:tr>
       <w:tr>
-        <w:tblPrEx>
-          <w:tblCellMar>
-            <w:top w:w="0" w:type="dxa"/>
-            <w:bottom w:w="0" w:type="dxa"/>
-          </w:tblCellMar>
-        </w:tblPrEx>
         <w:tc>
           <w:tcPr>
             <w:tcW w:w="3602" w:type="dxa"/>
@@ -1751,12 +1553,6 @@
         </w:tc>
       </w:tr>
       <w:tr>
-        <w:tblPrEx>
-          <w:tblCellMar>
-            <w:top w:w="0" w:type="dxa"/>
-            <w:bottom w:w="0" w:type="dxa"/>
-          </w:tblCellMar>
-        </w:tblPrEx>
         <w:tc>
           <w:tcPr>
             <w:tcW w:w="3602" w:type="dxa"/>
@@ -1902,12 +1698,6 @@
         </w:tc>
       </w:tr>
       <w:tr>
-        <w:tblPrEx>
-          <w:tblCellMar>
-            <w:top w:w="0" w:type="dxa"/>
-            <w:bottom w:w="0" w:type="dxa"/>
-          </w:tblCellMar>
-        </w:tblPrEx>
         <w:tc>
           <w:tcPr>
             <w:tcW w:w="3602" w:type="dxa"/>
@@ -2123,12 +1913,6 @@
         <w:gridCol w:w="1125"/>
       </w:tblGrid>
       <w:tr>
-        <w:tblPrEx>
-          <w:tblCellMar>
-            <w:top w:w="0" w:type="dxa"/>
-            <w:bottom w:w="0" w:type="dxa"/>
-          </w:tblCellMar>
-        </w:tblPrEx>
         <w:trPr>
           <w:tblHeader/>
         </w:trPr>
@@ -2334,12 +2118,6 @@
         </w:tc>
       </w:tr>
       <w:tr>
-        <w:tblPrEx>
-          <w:tblCellMar>
-            <w:top w:w="0" w:type="dxa"/>
-            <w:bottom w:w="0" w:type="dxa"/>
-          </w:tblCellMar>
-        </w:tblPrEx>
         <w:tc>
           <w:tcPr>
             <w:tcW w:w="3400" w:type="dxa"/>
@@ -2514,12 +2292,6 @@
         </w:tc>
       </w:tr>
       <w:tr>
-        <w:tblPrEx>
-          <w:tblCellMar>
-            <w:top w:w="0" w:type="dxa"/>
-            <w:bottom w:w="0" w:type="dxa"/>
-          </w:tblCellMar>
-        </w:tblPrEx>
         <w:tc>
           <w:tcPr>
             <w:tcW w:w="3400" w:type="dxa"/>
@@ -2694,12 +2466,6 @@
         </w:tc>
       </w:tr>
       <w:tr>
-        <w:tblPrEx>
-          <w:tblCellMar>
-            <w:top w:w="0" w:type="dxa"/>
-            <w:bottom w:w="0" w:type="dxa"/>
-          </w:tblCellMar>
-        </w:tblPrEx>
         <w:tc>
           <w:tcPr>
             <w:tcW w:w="3400" w:type="dxa"/>
@@ -2874,12 +2640,6 @@
         </w:tc>
       </w:tr>
       <w:tr>
-        <w:tblPrEx>
-          <w:tblCellMar>
-            <w:top w:w="0" w:type="dxa"/>
-            <w:bottom w:w="0" w:type="dxa"/>
-          </w:tblCellMar>
-        </w:tblPrEx>
         <w:tc>
           <w:tcPr>
             <w:tcW w:w="3400" w:type="dxa"/>
@@ -3098,13 +2858,8 @@
         <w:spacing w:before="30" w:after="30"/>
         <w:ind w:left="400"/>
       </w:pPr>
-      <w:proofErr w:type="gramStart"/>
-      <w:r>
-        <w:t>☐  Oui</w:t>
-      </w:r>
-      <w:proofErr w:type="gramEnd"/>
-      <w:r>
-        <w:t>, régulièrement</w:t>
+      <w:r>
+        <w:t>☐  Oui, régulièrement</w:t>
       </w:r>
     </w:p>
     <w:p>
@@ -3112,13 +2867,8 @@
         <w:spacing w:before="30" w:after="30"/>
         <w:ind w:left="400"/>
       </w:pPr>
-      <w:proofErr w:type="gramStart"/>
-      <w:r>
-        <w:t>☐  Oui</w:t>
-      </w:r>
-      <w:proofErr w:type="gramEnd"/>
-      <w:r>
-        <w:t>, quelques fois</w:t>
+      <w:r>
+        <w:t>☐  Oui, quelques fois</w:t>
       </w:r>
     </w:p>
     <w:p>
@@ -3126,13 +2876,8 @@
         <w:spacing w:before="30" w:after="30"/>
         <w:ind w:left="400"/>
       </w:pPr>
-      <w:proofErr w:type="gramStart"/>
-      <w:r>
-        <w:t>☐  Non</w:t>
-      </w:r>
-      <w:proofErr w:type="gramEnd"/>
-      <w:r>
-        <w:t>, je ne la connaissais pas</w:t>
+      <w:r>
+        <w:t>☐  Non, je ne la connaissais pas</w:t>
       </w:r>
     </w:p>
     <w:p>
@@ -3140,13 +2885,8 @@
         <w:spacing w:before="30" w:after="30"/>
         <w:ind w:left="400"/>
       </w:pPr>
-      <w:proofErr w:type="gramStart"/>
-      <w:r>
-        <w:t>☐  Non</w:t>
-      </w:r>
-      <w:proofErr w:type="gramEnd"/>
-      <w:r>
-        <w:t>, je n'en ai pas eu besoin</w:t>
+      <w:r>
+        <w:t>☐  Non, je n'en ai pas eu besoin</w:t>
       </w:r>
     </w:p>
     <w:p>
@@ -3225,12 +2965,6 @@
         <w:gridCol w:w="1125"/>
       </w:tblGrid>
       <w:tr>
-        <w:tblPrEx>
-          <w:tblCellMar>
-            <w:top w:w="0" w:type="dxa"/>
-            <w:bottom w:w="0" w:type="dxa"/>
-          </w:tblCellMar>
-        </w:tblPrEx>
         <w:trPr>
           <w:tblHeader/>
         </w:trPr>
@@ -3437,12 +3171,6 @@
         </w:tc>
       </w:tr>
       <w:tr>
-        <w:tblPrEx>
-          <w:tblCellMar>
-            <w:top w:w="0" w:type="dxa"/>
-            <w:bottom w:w="0" w:type="dxa"/>
-          </w:tblCellMar>
-        </w:tblPrEx>
         <w:tc>
           <w:tcPr>
             <w:tcW w:w="3400" w:type="dxa"/>
@@ -3617,12 +3345,6 @@
         </w:tc>
       </w:tr>
       <w:tr>
-        <w:tblPrEx>
-          <w:tblCellMar>
-            <w:top w:w="0" w:type="dxa"/>
-            <w:bottom w:w="0" w:type="dxa"/>
-          </w:tblCellMar>
-        </w:tblPrEx>
         <w:tc>
           <w:tcPr>
             <w:tcW w:w="3400" w:type="dxa"/>
@@ -3797,12 +3519,6 @@
         </w:tc>
       </w:tr>
       <w:tr>
-        <w:tblPrEx>
-          <w:tblCellMar>
-            <w:top w:w="0" w:type="dxa"/>
-            <w:bottom w:w="0" w:type="dxa"/>
-          </w:tblCellMar>
-        </w:tblPrEx>
         <w:tc>
           <w:tcPr>
             <w:tcW w:w="3400" w:type="dxa"/>
@@ -4045,13 +3761,8 @@
         <w:spacing w:before="30" w:after="30"/>
         <w:ind w:left="400"/>
       </w:pPr>
-      <w:proofErr w:type="gramStart"/>
-      <w:r>
-        <w:t>☐  Oui</w:t>
-      </w:r>
-      <w:proofErr w:type="gramEnd"/>
-      <w:r>
-        <w:t>, et je l'ai déjà utilisé</w:t>
+      <w:r>
+        <w:t>☐  Oui, et je l'ai déjà utilisé</w:t>
       </w:r>
     </w:p>
     <w:p>
@@ -4059,13 +3770,8 @@
         <w:spacing w:before="30" w:after="30"/>
         <w:ind w:left="400"/>
       </w:pPr>
-      <w:proofErr w:type="gramStart"/>
-      <w:r>
-        <w:t>☐  Oui</w:t>
-      </w:r>
-      <w:proofErr w:type="gramEnd"/>
-      <w:r>
-        <w:t>, mais je ne l'ai jamais utilisé</w:t>
+      <w:r>
+        <w:t>☐  Oui, mais je ne l'ai jamais utilisé</w:t>
       </w:r>
     </w:p>
     <w:p>
@@ -4073,13 +3779,8 @@
         <w:spacing w:before="30" w:after="30"/>
         <w:ind w:left="400"/>
       </w:pPr>
-      <w:proofErr w:type="gramStart"/>
-      <w:r>
-        <w:t>☐  Non</w:t>
-      </w:r>
-      <w:proofErr w:type="gramEnd"/>
-      <w:r>
-        <w:t>, je ne le connaissais pas</w:t>
+      <w:r>
+        <w:t>☐  Non, je ne le connaissais pas</w:t>
       </w:r>
     </w:p>
     <w:p>
@@ -4158,12 +3859,6 @@
         <w:gridCol w:w="1125"/>
       </w:tblGrid>
       <w:tr>
-        <w:tblPrEx>
-          <w:tblCellMar>
-            <w:top w:w="0" w:type="dxa"/>
-            <w:bottom w:w="0" w:type="dxa"/>
-          </w:tblCellMar>
-        </w:tblPrEx>
         <w:trPr>
           <w:tblHeader/>
         </w:trPr>
@@ -4369,12 +4064,6 @@
         </w:tc>
       </w:tr>
       <w:tr>
-        <w:tblPrEx>
-          <w:tblCellMar>
-            <w:top w:w="0" w:type="dxa"/>
-            <w:bottom w:w="0" w:type="dxa"/>
-          </w:tblCellMar>
-        </w:tblPrEx>
         <w:tc>
           <w:tcPr>
             <w:tcW w:w="3400" w:type="dxa"/>
@@ -4549,12 +4238,6 @@
         </w:tc>
       </w:tr>
       <w:tr>
-        <w:tblPrEx>
-          <w:tblCellMar>
-            <w:top w:w="0" w:type="dxa"/>
-            <w:bottom w:w="0" w:type="dxa"/>
-          </w:tblCellMar>
-        </w:tblPrEx>
         <w:tc>
           <w:tcPr>
             <w:tcW w:w="3400" w:type="dxa"/>
@@ -4729,12 +4412,6 @@
         </w:tc>
       </w:tr>
       <w:tr>
-        <w:tblPrEx>
-          <w:tblCellMar>
-            <w:top w:w="0" w:type="dxa"/>
-            <w:bottom w:w="0" w:type="dxa"/>
-          </w:tblCellMar>
-        </w:tblPrEx>
         <w:tc>
           <w:tcPr>
             <w:tcW w:w="3400" w:type="dxa"/>
@@ -4959,13 +4636,8 @@
         <w:spacing w:before="30" w:after="30"/>
         <w:ind w:left="400"/>
       </w:pPr>
-      <w:proofErr w:type="gramStart"/>
-      <w:r>
-        <w:t>☐  Oui</w:t>
-      </w:r>
-      <w:proofErr w:type="gramEnd"/>
-      <w:r>
-        <w:t>, je suis inscrit(e)</w:t>
+      <w:r>
+        <w:t>☐  Oui, je suis inscrit(e)</w:t>
       </w:r>
     </w:p>
     <w:p>
@@ -4973,13 +4645,8 @@
         <w:spacing w:before="30" w:after="30"/>
         <w:ind w:left="400"/>
       </w:pPr>
-      <w:proofErr w:type="gramStart"/>
-      <w:r>
-        <w:t>☐  Non</w:t>
-      </w:r>
-      <w:proofErr w:type="gramEnd"/>
-      <w:r>
-        <w:t>, mais j'en connais l'existence</w:t>
+      <w:r>
+        <w:t>☐  Non, mais j'en connais l'existence</w:t>
       </w:r>
     </w:p>
     <w:p>
@@ -4987,13 +4654,8 @@
         <w:spacing w:before="30" w:after="30"/>
         <w:ind w:left="400"/>
       </w:pPr>
-      <w:proofErr w:type="gramStart"/>
-      <w:r>
-        <w:t>☐  Non</w:t>
-      </w:r>
-      <w:proofErr w:type="gramEnd"/>
-      <w:r>
-        <w:t>, et je ne savais pas que ce service existait</w:t>
+      <w:r>
+        <w:t>☐  Non, et je ne savais pas que ce service existait</w:t>
       </w:r>
     </w:p>
     <w:p>
@@ -5046,24 +4708,17 @@
         <w:spacing w:before="30" w:after="30"/>
         <w:ind w:left="400"/>
       </w:pPr>
-      <w:proofErr w:type="gramStart"/>
       <w:r>
         <w:t>☐  Oui</w:t>
       </w:r>
-      <w:proofErr w:type="gramEnd"/>
     </w:p>
     <w:p>
       <w:pPr>
         <w:spacing w:before="30" w:after="30"/>
         <w:ind w:left="400"/>
       </w:pPr>
-      <w:proofErr w:type="gramStart"/>
-      <w:r>
-        <w:t>☐  Non</w:t>
-      </w:r>
-      <w:proofErr w:type="gramEnd"/>
-      <w:r>
-        <w:t>, pas encore eu l'occasion</w:t>
+      <w:r>
+        <w:t>☐  Non, pas encore eu l'occasion</w:t>
       </w:r>
     </w:p>
     <w:p>
@@ -5116,13 +4771,8 @@
         <w:spacing w:before="30" w:after="30"/>
         <w:ind w:left="400"/>
       </w:pPr>
-      <w:proofErr w:type="gramStart"/>
-      <w:r>
-        <w:t>☐  Oui</w:t>
-      </w:r>
-      <w:proofErr w:type="gramEnd"/>
-      <w:r>
-        <w:t>, et j'en suis satisfait(e)</w:t>
+      <w:r>
+        <w:t>☐  Oui, et j'en suis satisfait(e)</w:t>
       </w:r>
     </w:p>
     <w:p>
@@ -5130,13 +4780,8 @@
         <w:spacing w:before="30" w:after="30"/>
         <w:ind w:left="400"/>
       </w:pPr>
-      <w:proofErr w:type="gramStart"/>
-      <w:r>
-        <w:t>☐  Oui</w:t>
-      </w:r>
-      <w:proofErr w:type="gramEnd"/>
-      <w:r>
-        <w:t>, mais j'en suis peu satisfait(e)</w:t>
+      <w:r>
+        <w:t>☐  Oui, mais j'en suis peu satisfait(e)</w:t>
       </w:r>
     </w:p>
     <w:p>
@@ -5144,13 +4789,8 @@
         <w:spacing w:before="30" w:after="30"/>
         <w:ind w:left="400"/>
       </w:pPr>
-      <w:proofErr w:type="gramStart"/>
-      <w:r>
-        <w:t>☐  Non</w:t>
-      </w:r>
-      <w:proofErr w:type="gramEnd"/>
-      <w:r>
-        <w:t>, pas encore eu l'occasion</w:t>
+      <w:r>
+        <w:t>☐  Non, pas encore eu l'occasion</w:t>
       </w:r>
     </w:p>
     <w:p>
@@ -5158,13 +4798,8 @@
         <w:spacing w:before="30" w:after="30"/>
         <w:ind w:left="400"/>
       </w:pPr>
-      <w:proofErr w:type="gramStart"/>
-      <w:r>
-        <w:t>☐  Je</w:t>
-      </w:r>
-      <w:proofErr w:type="gramEnd"/>
-      <w:r>
-        <w:t xml:space="preserve"> ne connaissais pas ce service</w:t>
+      <w:r>
+        <w:t>☐  Je ne connaissais pas ce service</w:t>
       </w:r>
     </w:p>
     <w:p>
@@ -5235,13 +4870,8 @@
         <w:spacing w:before="30" w:after="30"/>
         <w:ind w:left="400"/>
       </w:pPr>
-      <w:proofErr w:type="gramStart"/>
-      <w:r>
-        <w:t>☐  Oui</w:t>
-      </w:r>
-      <w:proofErr w:type="gramEnd"/>
-      <w:r>
-        <w:t>, et j'ai déjà suivi une formation</w:t>
+      <w:r>
+        <w:t>☐  Oui, et j'ai déjà suivi une formation</w:t>
       </w:r>
     </w:p>
     <w:p>
@@ -5249,13 +4879,8 @@
         <w:spacing w:before="30" w:after="30"/>
         <w:ind w:left="400"/>
       </w:pPr>
-      <w:proofErr w:type="gramStart"/>
-      <w:r>
-        <w:t>☐  Oui</w:t>
-      </w:r>
-      <w:proofErr w:type="gramEnd"/>
-      <w:r>
-        <w:t>, mais je n'ai jamais suivi de formation</w:t>
+      <w:r>
+        <w:t>☐  Oui, mais je n'ai jamais suivi de formation</w:t>
       </w:r>
     </w:p>
     <w:p>
@@ -5263,13 +4888,8 @@
         <w:spacing w:before="30" w:after="30"/>
         <w:ind w:left="400"/>
       </w:pPr>
-      <w:proofErr w:type="gramStart"/>
-      <w:r>
-        <w:t>☐  Non</w:t>
-      </w:r>
-      <w:proofErr w:type="gramEnd"/>
-      <w:r>
-        <w:t>, je ne connaissais pas cette offre</w:t>
+      <w:r>
+        <w:t>☐  Non, je ne connaissais pas cette offre</w:t>
       </w:r>
     </w:p>
     <w:p>
@@ -5348,12 +4968,6 @@
         <w:gridCol w:w="1125"/>
       </w:tblGrid>
       <w:tr>
-        <w:tblPrEx>
-          <w:tblCellMar>
-            <w:top w:w="0" w:type="dxa"/>
-            <w:bottom w:w="0" w:type="dxa"/>
-          </w:tblCellMar>
-        </w:tblPrEx>
         <w:trPr>
           <w:tblHeader/>
         </w:trPr>
@@ -5559,12 +5173,6 @@
         </w:tc>
       </w:tr>
       <w:tr>
-        <w:tblPrEx>
-          <w:tblCellMar>
-            <w:top w:w="0" w:type="dxa"/>
-            <w:bottom w:w="0" w:type="dxa"/>
-          </w:tblCellMar>
-        </w:tblPrEx>
         <w:tc>
           <w:tcPr>
             <w:tcW w:w="3400" w:type="dxa"/>
@@ -5739,12 +5347,6 @@
         </w:tc>
       </w:tr>
       <w:tr>
-        <w:tblPrEx>
-          <w:tblCellMar>
-            <w:top w:w="0" w:type="dxa"/>
-            <w:bottom w:w="0" w:type="dxa"/>
-          </w:tblCellMar>
-        </w:tblPrEx>
         <w:tc>
           <w:tcPr>
             <w:tcW w:w="3400" w:type="dxa"/>
@@ -5919,12 +5521,6 @@
         </w:tc>
       </w:tr>
       <w:tr>
-        <w:tblPrEx>
-          <w:tblCellMar>
-            <w:top w:w="0" w:type="dxa"/>
-            <w:bottom w:w="0" w:type="dxa"/>
-          </w:tblCellMar>
-        </w:tblPrEx>
         <w:tc>
           <w:tcPr>
             <w:tcW w:w="3400" w:type="dxa"/>
@@ -6099,12 +5695,6 @@
         </w:tc>
       </w:tr>
       <w:tr>
-        <w:tblPrEx>
-          <w:tblCellMar>
-            <w:top w:w="0" w:type="dxa"/>
-            <w:bottom w:w="0" w:type="dxa"/>
-          </w:tblCellMar>
-        </w:tblPrEx>
         <w:tc>
           <w:tcPr>
             <w:tcW w:w="3400" w:type="dxa"/>
@@ -6279,12 +5869,6 @@
         </w:tc>
       </w:tr>
       <w:tr>
-        <w:tblPrEx>
-          <w:tblCellMar>
-            <w:top w:w="0" w:type="dxa"/>
-            <w:bottom w:w="0" w:type="dxa"/>
-          </w:tblCellMar>
-        </w:tblPrEx>
         <w:tc>
           <w:tcPr>
             <w:tcW w:w="3400" w:type="dxa"/>
@@ -6528,12 +6112,6 @@
         <w:gridCol w:w="1306"/>
       </w:tblGrid>
       <w:tr>
-        <w:tblPrEx>
-          <w:tblCellMar>
-            <w:top w:w="0" w:type="dxa"/>
-            <w:bottom w:w="0" w:type="dxa"/>
-          </w:tblCellMar>
-        </w:tblPrEx>
         <w:trPr>
           <w:tblHeader/>
         </w:trPr>
@@ -6705,12 +6283,6 @@
         </w:tc>
       </w:tr>
       <w:tr>
-        <w:tblPrEx>
-          <w:tblCellMar>
-            <w:top w:w="0" w:type="dxa"/>
-            <w:bottom w:w="0" w:type="dxa"/>
-          </w:tblCellMar>
-        </w:tblPrEx>
         <w:tc>
           <w:tcPr>
             <w:tcW w:w="3800" w:type="dxa"/>
@@ -6856,12 +6428,6 @@
         </w:tc>
       </w:tr>
       <w:tr>
-        <w:tblPrEx>
-          <w:tblCellMar>
-            <w:top w:w="0" w:type="dxa"/>
-            <w:bottom w:w="0" w:type="dxa"/>
-          </w:tblCellMar>
-        </w:tblPrEx>
         <w:tc>
           <w:tcPr>
             <w:tcW w:w="3800" w:type="dxa"/>
@@ -7007,12 +6573,6 @@
         </w:tc>
       </w:tr>
       <w:tr>
-        <w:tblPrEx>
-          <w:tblCellMar>
-            <w:top w:w="0" w:type="dxa"/>
-            <w:bottom w:w="0" w:type="dxa"/>
-          </w:tblCellMar>
-        </w:tblPrEx>
         <w:tc>
           <w:tcPr>
             <w:tcW w:w="3800" w:type="dxa"/>
@@ -7158,12 +6718,6 @@
         </w:tc>
       </w:tr>
       <w:tr>
-        <w:tblPrEx>
-          <w:tblCellMar>
-            <w:top w:w="0" w:type="dxa"/>
-            <w:bottom w:w="0" w:type="dxa"/>
-          </w:tblCellMar>
-        </w:tblPrEx>
         <w:tc>
           <w:tcPr>
             <w:tcW w:w="3800" w:type="dxa"/>
@@ -7309,12 +6863,6 @@
         </w:tc>
       </w:tr>
       <w:tr>
-        <w:tblPrEx>
-          <w:tblCellMar>
-            <w:top w:w="0" w:type="dxa"/>
-            <w:bottom w:w="0" w:type="dxa"/>
-          </w:tblCellMar>
-        </w:tblPrEx>
         <w:tc>
           <w:tcPr>
             <w:tcW w:w="3800" w:type="dxa"/>
@@ -7460,12 +7008,6 @@
         </w:tc>
       </w:tr>
       <w:tr>
-        <w:tblPrEx>
-          <w:tblCellMar>
-            <w:top w:w="0" w:type="dxa"/>
-            <w:bottom w:w="0" w:type="dxa"/>
-          </w:tblCellMar>
-        </w:tblPrEx>
         <w:tc>
           <w:tcPr>
             <w:tcW w:w="3800" w:type="dxa"/>
@@ -7655,13 +7197,8 @@
         <w:spacing w:before="30" w:after="30"/>
         <w:ind w:left="400"/>
       </w:pPr>
-      <w:proofErr w:type="gramStart"/>
-      <w:r>
-        <w:t>☐  Oui</w:t>
-      </w:r>
-      <w:proofErr w:type="gramEnd"/>
-      <w:r>
-        <w:t>, j'y suis adhérent(e)</w:t>
+      <w:r>
+        <w:t>☐  Oui, j'y suis adhérent(e)</w:t>
       </w:r>
     </w:p>
     <w:p>
@@ -7669,13 +7206,8 @@
         <w:spacing w:before="30" w:after="30"/>
         <w:ind w:left="400"/>
       </w:pPr>
-      <w:proofErr w:type="gramStart"/>
-      <w:r>
-        <w:t>☐  Oui</w:t>
-      </w:r>
-      <w:proofErr w:type="gramEnd"/>
-      <w:r>
-        <w:t>, mais je n'y ai pas adhéré</w:t>
+      <w:r>
+        <w:t>☐  Oui, mais je n'y ai pas adhéré</w:t>
       </w:r>
     </w:p>
     <w:p>
@@ -7683,13 +7215,8 @@
         <w:spacing w:before="30" w:after="30"/>
         <w:ind w:left="400"/>
       </w:pPr>
-      <w:proofErr w:type="gramStart"/>
-      <w:r>
-        <w:t>☐  Non</w:t>
-      </w:r>
-      <w:proofErr w:type="gramEnd"/>
-      <w:r>
-        <w:t>, je ne la connaissais pas</w:t>
+      <w:r>
+        <w:t>☐  Non, je ne la connaissais pas</w:t>
       </w:r>
     </w:p>
     <w:p>
@@ -7760,13 +7287,8 @@
         <w:spacing w:before="30" w:after="30"/>
         <w:ind w:left="400"/>
       </w:pPr>
-      <w:proofErr w:type="gramStart"/>
-      <w:r>
-        <w:t>☐  Oui</w:t>
-      </w:r>
-      <w:proofErr w:type="gramEnd"/>
-      <w:r>
-        <w:t>, régulièrement</w:t>
+      <w:r>
+        <w:t>☐  Oui, régulièrement</w:t>
       </w:r>
     </w:p>
     <w:p>
@@ -7774,13 +7296,8 @@
         <w:spacing w:before="30" w:after="30"/>
         <w:ind w:left="400"/>
       </w:pPr>
-      <w:proofErr w:type="gramStart"/>
-      <w:r>
-        <w:t>☐  Oui</w:t>
-      </w:r>
-      <w:proofErr w:type="gramEnd"/>
-      <w:r>
-        <w:t>, occasionnellement</w:t>
+      <w:r>
+        <w:t>☐  Oui, occasionnellement</w:t>
       </w:r>
     </w:p>
     <w:p>
@@ -7788,13 +7305,8 @@
         <w:spacing w:before="30" w:after="30"/>
         <w:ind w:left="400"/>
       </w:pPr>
-      <w:proofErr w:type="gramStart"/>
-      <w:r>
-        <w:t>☐  Non</w:t>
-      </w:r>
-      <w:proofErr w:type="gramEnd"/>
-      <w:r>
-        <w:t>, je ne le connaissais pas</w:t>
+      <w:r>
+        <w:t>☐  Non, je ne le connaissais pas</w:t>
       </w:r>
     </w:p>
     <w:p>
@@ -7802,13 +7314,8 @@
         <w:spacing w:before="30" w:after="30"/>
         <w:ind w:left="400"/>
       </w:pPr>
-      <w:proofErr w:type="gramStart"/>
-      <w:r>
-        <w:t>☐  Non</w:t>
-      </w:r>
-      <w:proofErr w:type="gramEnd"/>
-      <w:r>
-        <w:t>, je n'en ai pas l'utilité</w:t>
+      <w:r>
+        <w:t>☐  Non, je n'en ai pas l'utilité</w:t>
       </w:r>
     </w:p>
     <w:p>
@@ -7888,12 +7395,6 @@
         <w:gridCol w:w="1125"/>
       </w:tblGrid>
       <w:tr>
-        <w:tblPrEx>
-          <w:tblCellMar>
-            <w:top w:w="0" w:type="dxa"/>
-            <w:bottom w:w="0" w:type="dxa"/>
-          </w:tblCellMar>
-        </w:tblPrEx>
         <w:trPr>
           <w:tblHeader/>
         </w:trPr>
@@ -8099,12 +7600,6 @@
         </w:tc>
       </w:tr>
       <w:tr>
-        <w:tblPrEx>
-          <w:tblCellMar>
-            <w:top w:w="0" w:type="dxa"/>
-            <w:bottom w:w="0" w:type="dxa"/>
-          </w:tblCellMar>
-        </w:tblPrEx>
         <w:tc>
           <w:tcPr>
             <w:tcW w:w="3400" w:type="dxa"/>
@@ -8279,12 +7774,6 @@
         </w:tc>
       </w:tr>
       <w:tr>
-        <w:tblPrEx>
-          <w:tblCellMar>
-            <w:top w:w="0" w:type="dxa"/>
-            <w:bottom w:w="0" w:type="dxa"/>
-          </w:tblCellMar>
-        </w:tblPrEx>
         <w:tc>
           <w:tcPr>
             <w:tcW w:w="3400" w:type="dxa"/>
@@ -8459,12 +7948,6 @@
         </w:tc>
       </w:tr>
       <w:tr>
-        <w:tblPrEx>
-          <w:tblCellMar>
-            <w:top w:w="0" w:type="dxa"/>
-            <w:bottom w:w="0" w:type="dxa"/>
-          </w:tblCellMar>
-        </w:tblPrEx>
         <w:tc>
           <w:tcPr>
             <w:tcW w:w="3400" w:type="dxa"/>
@@ -8683,13 +8166,8 @@
         <w:spacing w:before="30" w:after="30"/>
         <w:ind w:left="400"/>
       </w:pPr>
-      <w:proofErr w:type="gramStart"/>
-      <w:r>
-        <w:t>☐  Oui</w:t>
-      </w:r>
-      <w:proofErr w:type="gramEnd"/>
-      <w:r>
-        <w:t>, et elle m'a été utile</w:t>
+      <w:r>
+        <w:t>☐  Oui, et elle m'a été utile</w:t>
       </w:r>
     </w:p>
     <w:p>
@@ -8697,13 +8175,8 @@
         <w:spacing w:before="30" w:after="30"/>
         <w:ind w:left="400"/>
       </w:pPr>
-      <w:proofErr w:type="gramStart"/>
-      <w:r>
-        <w:t>☐  Oui</w:t>
-      </w:r>
-      <w:proofErr w:type="gramEnd"/>
-      <w:r>
-        <w:t>, mais elle ne m'a pas été utile</w:t>
+      <w:r>
+        <w:t>☐  Oui, mais elle ne m'a pas été utile</w:t>
       </w:r>
     </w:p>
     <w:p>
@@ -8711,13 +8184,8 @@
         <w:spacing w:before="30" w:after="30"/>
         <w:ind w:left="400"/>
       </w:pPr>
-      <w:proofErr w:type="gramStart"/>
-      <w:r>
-        <w:t>☐  Non</w:t>
-      </w:r>
-      <w:proofErr w:type="gramEnd"/>
-      <w:r>
-        <w:t>, je ne la connaissais pas</w:t>
+      <w:r>
+        <w:t>☐  Non, je ne la connaissais pas</w:t>
       </w:r>
     </w:p>
     <w:p>
@@ -8725,13 +8193,8 @@
         <w:spacing w:before="30" w:after="30"/>
         <w:ind w:left="400"/>
       </w:pPr>
-      <w:proofErr w:type="gramStart"/>
-      <w:r>
-        <w:t>☐  Non</w:t>
-      </w:r>
-      <w:proofErr w:type="gramEnd"/>
-      <w:r>
-        <w:t>, je n'en ai pas besoin</w:t>
+      <w:r>
+        <w:t>☐  Non, je n'en ai pas besoin</w:t>
       </w:r>
     </w:p>
     <w:p>
@@ -8802,13 +8265,8 @@
         <w:spacing w:before="30" w:after="30"/>
         <w:ind w:left="400"/>
       </w:pPr>
-      <w:proofErr w:type="gramStart"/>
-      <w:r>
-        <w:t>☐  Oui</w:t>
-      </w:r>
-      <w:proofErr w:type="gramEnd"/>
-      <w:r>
-        <w:t>, et j'ai souscrit à au moins un partenariat</w:t>
+      <w:r>
+        <w:t>☐  Oui, et j'ai souscrit à au moins un partenariat</w:t>
       </w:r>
     </w:p>
     <w:p>
@@ -8816,13 +8274,8 @@
         <w:spacing w:before="30" w:after="30"/>
         <w:ind w:left="400"/>
       </w:pPr>
-      <w:proofErr w:type="gramStart"/>
-      <w:r>
-        <w:t>☐  Oui</w:t>
-      </w:r>
-      <w:proofErr w:type="gramEnd"/>
-      <w:r>
-        <w:t>, mais je n'ai souscrit à aucun partenariat</w:t>
+      <w:r>
+        <w:t>☐  Oui, mais je n'ai souscrit à aucun partenariat</w:t>
       </w:r>
     </w:p>
     <w:p>
@@ -8830,13 +8283,8 @@
         <w:spacing w:before="30" w:after="30"/>
         <w:ind w:left="400"/>
       </w:pPr>
-      <w:proofErr w:type="gramStart"/>
-      <w:r>
-        <w:t>☐  Non</w:t>
-      </w:r>
-      <w:proofErr w:type="gramEnd"/>
-      <w:r>
-        <w:t>, je ne le connaissais pas</w:t>
+      <w:r>
+        <w:t>☐  Non, je ne le connaissais pas</w:t>
       </w:r>
     </w:p>
     <w:p>
@@ -8915,12 +8363,6 @@
         <w:gridCol w:w="1125"/>
       </w:tblGrid>
       <w:tr>
-        <w:tblPrEx>
-          <w:tblCellMar>
-            <w:top w:w="0" w:type="dxa"/>
-            <w:bottom w:w="0" w:type="dxa"/>
-          </w:tblCellMar>
-        </w:tblPrEx>
         <w:trPr>
           <w:tblHeader/>
         </w:trPr>
@@ -9126,12 +8568,6 @@
         </w:tc>
       </w:tr>
       <w:tr>
-        <w:tblPrEx>
-          <w:tblCellMar>
-            <w:top w:w="0" w:type="dxa"/>
-            <w:bottom w:w="0" w:type="dxa"/>
-          </w:tblCellMar>
-        </w:tblPrEx>
         <w:tc>
           <w:tcPr>
             <w:tcW w:w="3400" w:type="dxa"/>
@@ -9306,12 +8742,6 @@
         </w:tc>
       </w:tr>
       <w:tr>
-        <w:tblPrEx>
-          <w:tblCellMar>
-            <w:top w:w="0" w:type="dxa"/>
-            <w:bottom w:w="0" w:type="dxa"/>
-          </w:tblCellMar>
-        </w:tblPrEx>
         <w:tc>
           <w:tcPr>
             <w:tcW w:w="3400" w:type="dxa"/>
@@ -9330,150 +8760,315 @@
             </w:tcMar>
           </w:tcPr>
           <w:p>
-            <w:proofErr w:type="spellStart"/>
             <w:r>
               <w:rPr>
                 <w:sz w:val="19"/>
                 <w:szCs w:val="19"/>
               </w:rPr>
-              <w:t>Sanipousse</w:t>
-            </w:r>
-            <w:proofErr w:type="spellEnd"/>
+              <w:t>Sanipousse (produits d'hygiène)</w:t>
+            </w:r>
+          </w:p>
+        </w:tc>
+        <w:tc>
+          <w:tcPr>
+            <w:tcW w:w="1125" w:type="dxa"/>
+            <w:tcBorders>
+              <w:top w:val="single" w:sz="1" w:space="0" w:color="CCCCCC"/>
+              <w:left w:val="single" w:sz="1" w:space="0" w:color="CCCCCC"/>
+              <w:bottom w:val="single" w:sz="1" w:space="0" w:color="CCCCCC"/>
+              <w:right w:val="single" w:sz="1" w:space="0" w:color="CCCCCC"/>
+            </w:tcBorders>
+            <w:shd w:val="clear" w:color="auto" w:fill="F2F2F2"/>
+            <w:tcMar>
+              <w:top w:w="60" w:type="dxa"/>
+              <w:left w:w="30" w:type="dxa"/>
+              <w:bottom w:w="60" w:type="dxa"/>
+              <w:right w:w="30" w:type="dxa"/>
+            </w:tcMar>
+          </w:tcPr>
+          <w:p>
+            <w:pPr>
+              <w:jc w:val="center"/>
+            </w:pPr>
+            <w:r>
+              <w:rPr>
+                <w:color w:val="666666"/>
+              </w:rPr>
+              <w:t>○</w:t>
+            </w:r>
+          </w:p>
+        </w:tc>
+        <w:tc>
+          <w:tcPr>
+            <w:tcW w:w="1125" w:type="dxa"/>
+            <w:tcBorders>
+              <w:top w:val="single" w:sz="1" w:space="0" w:color="CCCCCC"/>
+              <w:left w:val="single" w:sz="1" w:space="0" w:color="CCCCCC"/>
+              <w:bottom w:val="single" w:sz="1" w:space="0" w:color="CCCCCC"/>
+              <w:right w:val="single" w:sz="1" w:space="0" w:color="CCCCCC"/>
+            </w:tcBorders>
+            <w:shd w:val="clear" w:color="auto" w:fill="F2F2F2"/>
+            <w:tcMar>
+              <w:top w:w="60" w:type="dxa"/>
+              <w:left w:w="30" w:type="dxa"/>
+              <w:bottom w:w="60" w:type="dxa"/>
+              <w:right w:w="30" w:type="dxa"/>
+            </w:tcMar>
+          </w:tcPr>
+          <w:p>
+            <w:pPr>
+              <w:jc w:val="center"/>
+            </w:pPr>
+            <w:r>
+              <w:rPr>
+                <w:color w:val="666666"/>
+              </w:rPr>
+              <w:t>○</w:t>
+            </w:r>
+          </w:p>
+        </w:tc>
+        <w:tc>
+          <w:tcPr>
+            <w:tcW w:w="1125" w:type="dxa"/>
+            <w:tcBorders>
+              <w:top w:val="single" w:sz="1" w:space="0" w:color="CCCCCC"/>
+              <w:left w:val="single" w:sz="1" w:space="0" w:color="CCCCCC"/>
+              <w:bottom w:val="single" w:sz="1" w:space="0" w:color="CCCCCC"/>
+              <w:right w:val="single" w:sz="1" w:space="0" w:color="CCCCCC"/>
+            </w:tcBorders>
+            <w:shd w:val="clear" w:color="auto" w:fill="F2F2F2"/>
+            <w:tcMar>
+              <w:top w:w="60" w:type="dxa"/>
+              <w:left w:w="30" w:type="dxa"/>
+              <w:bottom w:w="60" w:type="dxa"/>
+              <w:right w:w="30" w:type="dxa"/>
+            </w:tcMar>
+          </w:tcPr>
+          <w:p>
+            <w:pPr>
+              <w:jc w:val="center"/>
+            </w:pPr>
+            <w:r>
+              <w:rPr>
+                <w:color w:val="666666"/>
+              </w:rPr>
+              <w:t>○</w:t>
+            </w:r>
+          </w:p>
+        </w:tc>
+        <w:tc>
+          <w:tcPr>
+            <w:tcW w:w="1125" w:type="dxa"/>
+            <w:tcBorders>
+              <w:top w:val="single" w:sz="1" w:space="0" w:color="CCCCCC"/>
+              <w:left w:val="single" w:sz="1" w:space="0" w:color="CCCCCC"/>
+              <w:bottom w:val="single" w:sz="1" w:space="0" w:color="CCCCCC"/>
+              <w:right w:val="single" w:sz="1" w:space="0" w:color="CCCCCC"/>
+            </w:tcBorders>
+            <w:shd w:val="clear" w:color="auto" w:fill="F2F2F2"/>
+            <w:tcMar>
+              <w:top w:w="60" w:type="dxa"/>
+              <w:left w:w="30" w:type="dxa"/>
+              <w:bottom w:w="60" w:type="dxa"/>
+              <w:right w:w="30" w:type="dxa"/>
+            </w:tcMar>
+          </w:tcPr>
+          <w:p>
+            <w:pPr>
+              <w:jc w:val="center"/>
+            </w:pPr>
+            <w:r>
+              <w:rPr>
+                <w:color w:val="666666"/>
+              </w:rPr>
+              <w:t>○</w:t>
+            </w:r>
+          </w:p>
+        </w:tc>
+        <w:tc>
+          <w:tcPr>
+            <w:tcW w:w="1125" w:type="dxa"/>
+            <w:tcBorders>
+              <w:top w:val="single" w:sz="1" w:space="0" w:color="CCCCCC"/>
+              <w:left w:val="single" w:sz="1" w:space="0" w:color="CCCCCC"/>
+              <w:bottom w:val="single" w:sz="1" w:space="0" w:color="CCCCCC"/>
+              <w:right w:val="single" w:sz="1" w:space="0" w:color="CCCCCC"/>
+            </w:tcBorders>
+            <w:shd w:val="clear" w:color="auto" w:fill="F2F2F2"/>
+            <w:tcMar>
+              <w:top w:w="60" w:type="dxa"/>
+              <w:left w:w="30" w:type="dxa"/>
+              <w:bottom w:w="60" w:type="dxa"/>
+              <w:right w:w="30" w:type="dxa"/>
+            </w:tcMar>
+          </w:tcPr>
+          <w:p>
+            <w:pPr>
+              <w:jc w:val="center"/>
+            </w:pPr>
+            <w:r>
+              <w:rPr>
+                <w:color w:val="666666"/>
+              </w:rPr>
+              <w:t>○</w:t>
+            </w:r>
+          </w:p>
+        </w:tc>
+      </w:tr>
+      <w:tr>
+        <w:tc>
+          <w:tcPr>
+            <w:tcW w:w="3400" w:type="dxa"/>
+            <w:tcBorders>
+              <w:top w:val="single" w:sz="1" w:space="0" w:color="CCCCCC"/>
+              <w:left w:val="single" w:sz="1" w:space="0" w:color="CCCCCC"/>
+              <w:bottom w:val="single" w:sz="1" w:space="0" w:color="CCCCCC"/>
+              <w:right w:val="single" w:sz="1" w:space="0" w:color="CCCCCC"/>
+            </w:tcBorders>
+            <w:shd w:val="clear" w:color="auto" w:fill="FFFFFF"/>
+            <w:tcMar>
+              <w:top w:w="60" w:type="dxa"/>
+              <w:left w:w="120" w:type="dxa"/>
+              <w:bottom w:w="60" w:type="dxa"/>
+              <w:right w:w="80" w:type="dxa"/>
+            </w:tcMar>
+          </w:tcPr>
+          <w:p>
             <w:r>
               <w:rPr>
                 <w:sz w:val="19"/>
                 <w:szCs w:val="19"/>
               </w:rPr>
-              <w:t xml:space="preserve"> (produits d'hygiène)</w:t>
-            </w:r>
-          </w:p>
-        </w:tc>
-        <w:tc>
-          <w:tcPr>
-            <w:tcW w:w="1125" w:type="dxa"/>
-            <w:tcBorders>
-              <w:top w:val="single" w:sz="1" w:space="0" w:color="CCCCCC"/>
-              <w:left w:val="single" w:sz="1" w:space="0" w:color="CCCCCC"/>
-              <w:bottom w:val="single" w:sz="1" w:space="0" w:color="CCCCCC"/>
-              <w:right w:val="single" w:sz="1" w:space="0" w:color="CCCCCC"/>
-            </w:tcBorders>
-            <w:shd w:val="clear" w:color="auto" w:fill="F2F2F2"/>
-            <w:tcMar>
-              <w:top w:w="60" w:type="dxa"/>
-              <w:left w:w="30" w:type="dxa"/>
-              <w:bottom w:w="60" w:type="dxa"/>
-              <w:right w:w="30" w:type="dxa"/>
-            </w:tcMar>
-          </w:tcPr>
-          <w:p>
-            <w:pPr>
-              <w:jc w:val="center"/>
-            </w:pPr>
-            <w:r>
-              <w:rPr>
-                <w:color w:val="666666"/>
-              </w:rPr>
-              <w:t>○</w:t>
-            </w:r>
-          </w:p>
-        </w:tc>
-        <w:tc>
-          <w:tcPr>
-            <w:tcW w:w="1125" w:type="dxa"/>
-            <w:tcBorders>
-              <w:top w:val="single" w:sz="1" w:space="0" w:color="CCCCCC"/>
-              <w:left w:val="single" w:sz="1" w:space="0" w:color="CCCCCC"/>
-              <w:bottom w:val="single" w:sz="1" w:space="0" w:color="CCCCCC"/>
-              <w:right w:val="single" w:sz="1" w:space="0" w:color="CCCCCC"/>
-            </w:tcBorders>
-            <w:shd w:val="clear" w:color="auto" w:fill="F2F2F2"/>
-            <w:tcMar>
-              <w:top w:w="60" w:type="dxa"/>
-              <w:left w:w="30" w:type="dxa"/>
-              <w:bottom w:w="60" w:type="dxa"/>
-              <w:right w:w="30" w:type="dxa"/>
-            </w:tcMar>
-          </w:tcPr>
-          <w:p>
-            <w:pPr>
-              <w:jc w:val="center"/>
-            </w:pPr>
-            <w:r>
-              <w:rPr>
-                <w:color w:val="666666"/>
-              </w:rPr>
-              <w:t>○</w:t>
-            </w:r>
-          </w:p>
-        </w:tc>
-        <w:tc>
-          <w:tcPr>
-            <w:tcW w:w="1125" w:type="dxa"/>
-            <w:tcBorders>
-              <w:top w:val="single" w:sz="1" w:space="0" w:color="CCCCCC"/>
-              <w:left w:val="single" w:sz="1" w:space="0" w:color="CCCCCC"/>
-              <w:bottom w:val="single" w:sz="1" w:space="0" w:color="CCCCCC"/>
-              <w:right w:val="single" w:sz="1" w:space="0" w:color="CCCCCC"/>
-            </w:tcBorders>
-            <w:shd w:val="clear" w:color="auto" w:fill="F2F2F2"/>
-            <w:tcMar>
-              <w:top w:w="60" w:type="dxa"/>
-              <w:left w:w="30" w:type="dxa"/>
-              <w:bottom w:w="60" w:type="dxa"/>
-              <w:right w:w="30" w:type="dxa"/>
-            </w:tcMar>
-          </w:tcPr>
-          <w:p>
-            <w:pPr>
-              <w:jc w:val="center"/>
-            </w:pPr>
-            <w:r>
-              <w:rPr>
-                <w:color w:val="666666"/>
-              </w:rPr>
-              <w:t>○</w:t>
-            </w:r>
-          </w:p>
-        </w:tc>
-        <w:tc>
-          <w:tcPr>
-            <w:tcW w:w="1125" w:type="dxa"/>
-            <w:tcBorders>
-              <w:top w:val="single" w:sz="1" w:space="0" w:color="CCCCCC"/>
-              <w:left w:val="single" w:sz="1" w:space="0" w:color="CCCCCC"/>
-              <w:bottom w:val="single" w:sz="1" w:space="0" w:color="CCCCCC"/>
-              <w:right w:val="single" w:sz="1" w:space="0" w:color="CCCCCC"/>
-            </w:tcBorders>
-            <w:shd w:val="clear" w:color="auto" w:fill="F2F2F2"/>
-            <w:tcMar>
-              <w:top w:w="60" w:type="dxa"/>
-              <w:left w:w="30" w:type="dxa"/>
-              <w:bottom w:w="60" w:type="dxa"/>
-              <w:right w:w="30" w:type="dxa"/>
-            </w:tcMar>
-          </w:tcPr>
-          <w:p>
-            <w:pPr>
-              <w:jc w:val="center"/>
-            </w:pPr>
-            <w:r>
-              <w:rPr>
-                <w:color w:val="666666"/>
-              </w:rPr>
-              <w:t>○</w:t>
-            </w:r>
-          </w:p>
-        </w:tc>
-        <w:tc>
-          <w:tcPr>
-            <w:tcW w:w="1125" w:type="dxa"/>
-            <w:tcBorders>
-              <w:top w:val="single" w:sz="1" w:space="0" w:color="CCCCCC"/>
-              <w:left w:val="single" w:sz="1" w:space="0" w:color="CCCCCC"/>
-              <w:bottom w:val="single" w:sz="1" w:space="0" w:color="CCCCCC"/>
-              <w:right w:val="single" w:sz="1" w:space="0" w:color="CCCCCC"/>
-            </w:tcBorders>
-            <w:shd w:val="clear" w:color="auto" w:fill="F2F2F2"/>
+              <w:t>Biocold (filtres et solutions de conservation)</w:t>
+            </w:r>
+          </w:p>
+        </w:tc>
+        <w:tc>
+          <w:tcPr>
+            <w:tcW w:w="1125" w:type="dxa"/>
+            <w:tcBorders>
+              <w:top w:val="single" w:sz="1" w:space="0" w:color="CCCCCC"/>
+              <w:left w:val="single" w:sz="1" w:space="0" w:color="CCCCCC"/>
+              <w:bottom w:val="single" w:sz="1" w:space="0" w:color="CCCCCC"/>
+              <w:right w:val="single" w:sz="1" w:space="0" w:color="CCCCCC"/>
+            </w:tcBorders>
+            <w:shd w:val="clear" w:color="auto" w:fill="FFFFFF"/>
+            <w:tcMar>
+              <w:top w:w="60" w:type="dxa"/>
+              <w:left w:w="30" w:type="dxa"/>
+              <w:bottom w:w="60" w:type="dxa"/>
+              <w:right w:w="30" w:type="dxa"/>
+            </w:tcMar>
+          </w:tcPr>
+          <w:p>
+            <w:pPr>
+              <w:jc w:val="center"/>
+            </w:pPr>
+            <w:r>
+              <w:rPr>
+                <w:color w:val="666666"/>
+              </w:rPr>
+              <w:t>○</w:t>
+            </w:r>
+          </w:p>
+        </w:tc>
+        <w:tc>
+          <w:tcPr>
+            <w:tcW w:w="1125" w:type="dxa"/>
+            <w:tcBorders>
+              <w:top w:val="single" w:sz="1" w:space="0" w:color="CCCCCC"/>
+              <w:left w:val="single" w:sz="1" w:space="0" w:color="CCCCCC"/>
+              <w:bottom w:val="single" w:sz="1" w:space="0" w:color="CCCCCC"/>
+              <w:right w:val="single" w:sz="1" w:space="0" w:color="CCCCCC"/>
+            </w:tcBorders>
+            <w:shd w:val="clear" w:color="auto" w:fill="FFFFFF"/>
+            <w:tcMar>
+              <w:top w:w="60" w:type="dxa"/>
+              <w:left w:w="30" w:type="dxa"/>
+              <w:bottom w:w="60" w:type="dxa"/>
+              <w:right w:w="30" w:type="dxa"/>
+            </w:tcMar>
+          </w:tcPr>
+          <w:p>
+            <w:pPr>
+              <w:jc w:val="center"/>
+            </w:pPr>
+            <w:r>
+              <w:rPr>
+                <w:color w:val="666666"/>
+              </w:rPr>
+              <w:t>○</w:t>
+            </w:r>
+          </w:p>
+        </w:tc>
+        <w:tc>
+          <w:tcPr>
+            <w:tcW w:w="1125" w:type="dxa"/>
+            <w:tcBorders>
+              <w:top w:val="single" w:sz="1" w:space="0" w:color="CCCCCC"/>
+              <w:left w:val="single" w:sz="1" w:space="0" w:color="CCCCCC"/>
+              <w:bottom w:val="single" w:sz="1" w:space="0" w:color="CCCCCC"/>
+              <w:right w:val="single" w:sz="1" w:space="0" w:color="CCCCCC"/>
+            </w:tcBorders>
+            <w:shd w:val="clear" w:color="auto" w:fill="FFFFFF"/>
+            <w:tcMar>
+              <w:top w:w="60" w:type="dxa"/>
+              <w:left w:w="30" w:type="dxa"/>
+              <w:bottom w:w="60" w:type="dxa"/>
+              <w:right w:w="30" w:type="dxa"/>
+            </w:tcMar>
+          </w:tcPr>
+          <w:p>
+            <w:pPr>
+              <w:jc w:val="center"/>
+            </w:pPr>
+            <w:r>
+              <w:rPr>
+                <w:color w:val="666666"/>
+              </w:rPr>
+              <w:t>○</w:t>
+            </w:r>
+          </w:p>
+        </w:tc>
+        <w:tc>
+          <w:tcPr>
+            <w:tcW w:w="1125" w:type="dxa"/>
+            <w:tcBorders>
+              <w:top w:val="single" w:sz="1" w:space="0" w:color="CCCCCC"/>
+              <w:left w:val="single" w:sz="1" w:space="0" w:color="CCCCCC"/>
+              <w:bottom w:val="single" w:sz="1" w:space="0" w:color="CCCCCC"/>
+              <w:right w:val="single" w:sz="1" w:space="0" w:color="CCCCCC"/>
+            </w:tcBorders>
+            <w:shd w:val="clear" w:color="auto" w:fill="FFFFFF"/>
+            <w:tcMar>
+              <w:top w:w="60" w:type="dxa"/>
+              <w:left w:w="30" w:type="dxa"/>
+              <w:bottom w:w="60" w:type="dxa"/>
+              <w:right w:w="30" w:type="dxa"/>
+            </w:tcMar>
+          </w:tcPr>
+          <w:p>
+            <w:pPr>
+              <w:jc w:val="center"/>
+            </w:pPr>
+            <w:r>
+              <w:rPr>
+                <w:color w:val="666666"/>
+              </w:rPr>
+              <w:t>○</w:t>
+            </w:r>
+          </w:p>
+        </w:tc>
+        <w:tc>
+          <w:tcPr>
+            <w:tcW w:w="1125" w:type="dxa"/>
+            <w:tcBorders>
+              <w:top w:val="single" w:sz="1" w:space="0" w:color="CCCCCC"/>
+              <w:left w:val="single" w:sz="1" w:space="0" w:color="CCCCCC"/>
+              <w:bottom w:val="single" w:sz="1" w:space="0" w:color="CCCCCC"/>
+              <w:right w:val="single" w:sz="1" w:space="0" w:color="CCCCCC"/>
+            </w:tcBorders>
+            <w:shd w:val="clear" w:color="auto" w:fill="FFFFFF"/>
             <w:tcMar>
               <w:top w:w="60" w:type="dxa"/>
               <w:left w:w="30" w:type="dxa"/>
@@ -9495,12 +9090,6 @@
         </w:tc>
       </w:tr>
       <w:tr>
-        <w:tblPrEx>
-          <w:tblCellMar>
-            <w:top w:w="0" w:type="dxa"/>
-            <w:bottom w:w="0" w:type="dxa"/>
-          </w:tblCellMar>
-        </w:tblPrEx>
         <w:tc>
           <w:tcPr>
             <w:tcW w:w="3400" w:type="dxa"/>
@@ -9510,7 +9099,7 @@
               <w:bottom w:val="single" w:sz="1" w:space="0" w:color="CCCCCC"/>
               <w:right w:val="single" w:sz="1" w:space="0" w:color="CCCCCC"/>
             </w:tcBorders>
-            <w:shd w:val="clear" w:color="auto" w:fill="FFFFFF"/>
+            <w:shd w:val="clear" w:color="auto" w:fill="F2F2F2"/>
             <w:tcMar>
               <w:top w:w="60" w:type="dxa"/>
               <w:left w:w="120" w:type="dxa"/>
@@ -9519,21 +9108,186 @@
             </w:tcMar>
           </w:tcPr>
           <w:p>
-            <w:proofErr w:type="spellStart"/>
             <w:r>
               <w:rPr>
                 <w:sz w:val="19"/>
                 <w:szCs w:val="19"/>
               </w:rPr>
-              <w:t>Biocold</w:t>
-            </w:r>
-            <w:proofErr w:type="spellEnd"/>
+              <w:t>Bopizy (click &amp; collect / commandes en ligne)</w:t>
+            </w:r>
+          </w:p>
+        </w:tc>
+        <w:tc>
+          <w:tcPr>
+            <w:tcW w:w="1125" w:type="dxa"/>
+            <w:tcBorders>
+              <w:top w:val="single" w:sz="1" w:space="0" w:color="CCCCCC"/>
+              <w:left w:val="single" w:sz="1" w:space="0" w:color="CCCCCC"/>
+              <w:bottom w:val="single" w:sz="1" w:space="0" w:color="CCCCCC"/>
+              <w:right w:val="single" w:sz="1" w:space="0" w:color="CCCCCC"/>
+            </w:tcBorders>
+            <w:shd w:val="clear" w:color="auto" w:fill="F2F2F2"/>
+            <w:tcMar>
+              <w:top w:w="60" w:type="dxa"/>
+              <w:left w:w="30" w:type="dxa"/>
+              <w:bottom w:w="60" w:type="dxa"/>
+              <w:right w:w="30" w:type="dxa"/>
+            </w:tcMar>
+          </w:tcPr>
+          <w:p>
+            <w:pPr>
+              <w:jc w:val="center"/>
+            </w:pPr>
+            <w:r>
+              <w:rPr>
+                <w:color w:val="666666"/>
+              </w:rPr>
+              <w:t>○</w:t>
+            </w:r>
+          </w:p>
+        </w:tc>
+        <w:tc>
+          <w:tcPr>
+            <w:tcW w:w="1125" w:type="dxa"/>
+            <w:tcBorders>
+              <w:top w:val="single" w:sz="1" w:space="0" w:color="CCCCCC"/>
+              <w:left w:val="single" w:sz="1" w:space="0" w:color="CCCCCC"/>
+              <w:bottom w:val="single" w:sz="1" w:space="0" w:color="CCCCCC"/>
+              <w:right w:val="single" w:sz="1" w:space="0" w:color="CCCCCC"/>
+            </w:tcBorders>
+            <w:shd w:val="clear" w:color="auto" w:fill="F2F2F2"/>
+            <w:tcMar>
+              <w:top w:w="60" w:type="dxa"/>
+              <w:left w:w="30" w:type="dxa"/>
+              <w:bottom w:w="60" w:type="dxa"/>
+              <w:right w:w="30" w:type="dxa"/>
+            </w:tcMar>
+          </w:tcPr>
+          <w:p>
+            <w:pPr>
+              <w:jc w:val="center"/>
+            </w:pPr>
+            <w:r>
+              <w:rPr>
+                <w:color w:val="666666"/>
+              </w:rPr>
+              <w:t>○</w:t>
+            </w:r>
+          </w:p>
+        </w:tc>
+        <w:tc>
+          <w:tcPr>
+            <w:tcW w:w="1125" w:type="dxa"/>
+            <w:tcBorders>
+              <w:top w:val="single" w:sz="1" w:space="0" w:color="CCCCCC"/>
+              <w:left w:val="single" w:sz="1" w:space="0" w:color="CCCCCC"/>
+              <w:bottom w:val="single" w:sz="1" w:space="0" w:color="CCCCCC"/>
+              <w:right w:val="single" w:sz="1" w:space="0" w:color="CCCCCC"/>
+            </w:tcBorders>
+            <w:shd w:val="clear" w:color="auto" w:fill="F2F2F2"/>
+            <w:tcMar>
+              <w:top w:w="60" w:type="dxa"/>
+              <w:left w:w="30" w:type="dxa"/>
+              <w:bottom w:w="60" w:type="dxa"/>
+              <w:right w:w="30" w:type="dxa"/>
+            </w:tcMar>
+          </w:tcPr>
+          <w:p>
+            <w:pPr>
+              <w:jc w:val="center"/>
+            </w:pPr>
+            <w:r>
+              <w:rPr>
+                <w:color w:val="666666"/>
+              </w:rPr>
+              <w:t>○</w:t>
+            </w:r>
+          </w:p>
+        </w:tc>
+        <w:tc>
+          <w:tcPr>
+            <w:tcW w:w="1125" w:type="dxa"/>
+            <w:tcBorders>
+              <w:top w:val="single" w:sz="1" w:space="0" w:color="CCCCCC"/>
+              <w:left w:val="single" w:sz="1" w:space="0" w:color="CCCCCC"/>
+              <w:bottom w:val="single" w:sz="1" w:space="0" w:color="CCCCCC"/>
+              <w:right w:val="single" w:sz="1" w:space="0" w:color="CCCCCC"/>
+            </w:tcBorders>
+            <w:shd w:val="clear" w:color="auto" w:fill="F2F2F2"/>
+            <w:tcMar>
+              <w:top w:w="60" w:type="dxa"/>
+              <w:left w:w="30" w:type="dxa"/>
+              <w:bottom w:w="60" w:type="dxa"/>
+              <w:right w:w="30" w:type="dxa"/>
+            </w:tcMar>
+          </w:tcPr>
+          <w:p>
+            <w:pPr>
+              <w:jc w:val="center"/>
+            </w:pPr>
+            <w:r>
+              <w:rPr>
+                <w:color w:val="666666"/>
+              </w:rPr>
+              <w:t>○</w:t>
+            </w:r>
+          </w:p>
+        </w:tc>
+        <w:tc>
+          <w:tcPr>
+            <w:tcW w:w="1125" w:type="dxa"/>
+            <w:tcBorders>
+              <w:top w:val="single" w:sz="1" w:space="0" w:color="CCCCCC"/>
+              <w:left w:val="single" w:sz="1" w:space="0" w:color="CCCCCC"/>
+              <w:bottom w:val="single" w:sz="1" w:space="0" w:color="CCCCCC"/>
+              <w:right w:val="single" w:sz="1" w:space="0" w:color="CCCCCC"/>
+            </w:tcBorders>
+            <w:shd w:val="clear" w:color="auto" w:fill="F2F2F2"/>
+            <w:tcMar>
+              <w:top w:w="60" w:type="dxa"/>
+              <w:left w:w="30" w:type="dxa"/>
+              <w:bottom w:w="60" w:type="dxa"/>
+              <w:right w:w="30" w:type="dxa"/>
+            </w:tcMar>
+          </w:tcPr>
+          <w:p>
+            <w:pPr>
+              <w:jc w:val="center"/>
+            </w:pPr>
+            <w:r>
+              <w:rPr>
+                <w:color w:val="666666"/>
+              </w:rPr>
+              <w:t>○</w:t>
+            </w:r>
+          </w:p>
+        </w:tc>
+      </w:tr>
+      <w:tr>
+        <w:tc>
+          <w:tcPr>
+            <w:tcW w:w="3400" w:type="dxa"/>
+            <w:tcBorders>
+              <w:top w:val="single" w:sz="1" w:space="0" w:color="CCCCCC"/>
+              <w:left w:val="single" w:sz="1" w:space="0" w:color="CCCCCC"/>
+              <w:bottom w:val="single" w:sz="1" w:space="0" w:color="CCCCCC"/>
+              <w:right w:val="single" w:sz="1" w:space="0" w:color="CCCCCC"/>
+            </w:tcBorders>
+            <w:shd w:val="clear" w:color="auto" w:fill="FFFFFF"/>
+            <w:tcMar>
+              <w:top w:w="60" w:type="dxa"/>
+              <w:left w:w="120" w:type="dxa"/>
+              <w:bottom w:w="60" w:type="dxa"/>
+              <w:right w:w="80" w:type="dxa"/>
+            </w:tcMar>
+          </w:tcPr>
+          <w:p>
             <w:r>
               <w:rPr>
                 <w:sz w:val="19"/>
                 <w:szCs w:val="19"/>
               </w:rPr>
-              <w:t xml:space="preserve"> (filtres et solutions de conservation)</w:t>
+              <w:t>Evema (vitrines et mobilier réfrigéré)</w:t>
             </w:r>
           </w:p>
         </w:tc>
@@ -9684,12 +9438,6 @@
         </w:tc>
       </w:tr>
       <w:tr>
-        <w:tblPrEx>
-          <w:tblCellMar>
-            <w:top w:w="0" w:type="dxa"/>
-            <w:bottom w:w="0" w:type="dxa"/>
-          </w:tblCellMar>
-        </w:tblPrEx>
         <w:tc>
           <w:tcPr>
             <w:tcW w:w="3400" w:type="dxa"/>
@@ -9708,166 +9456,663 @@
             </w:tcMar>
           </w:tcPr>
           <w:p>
-            <w:proofErr w:type="spellStart"/>
             <w:r>
               <w:rPr>
                 <w:sz w:val="19"/>
                 <w:szCs w:val="19"/>
               </w:rPr>
-              <w:t>Bopizy</w:t>
-            </w:r>
-            <w:proofErr w:type="spellEnd"/>
+              <w:t>Lendou Bois (emballages bois sérigraphiés)</w:t>
+            </w:r>
+          </w:p>
+        </w:tc>
+        <w:tc>
+          <w:tcPr>
+            <w:tcW w:w="1125" w:type="dxa"/>
+            <w:tcBorders>
+              <w:top w:val="single" w:sz="1" w:space="0" w:color="CCCCCC"/>
+              <w:left w:val="single" w:sz="1" w:space="0" w:color="CCCCCC"/>
+              <w:bottom w:val="single" w:sz="1" w:space="0" w:color="CCCCCC"/>
+              <w:right w:val="single" w:sz="1" w:space="0" w:color="CCCCCC"/>
+            </w:tcBorders>
+            <w:shd w:val="clear" w:color="auto" w:fill="F2F2F2"/>
+            <w:tcMar>
+              <w:top w:w="60" w:type="dxa"/>
+              <w:left w:w="30" w:type="dxa"/>
+              <w:bottom w:w="60" w:type="dxa"/>
+              <w:right w:w="30" w:type="dxa"/>
+            </w:tcMar>
+          </w:tcPr>
+          <w:p>
+            <w:pPr>
+              <w:jc w:val="center"/>
+            </w:pPr>
+            <w:r>
+              <w:rPr>
+                <w:color w:val="666666"/>
+              </w:rPr>
+              <w:t>○</w:t>
+            </w:r>
+          </w:p>
+        </w:tc>
+        <w:tc>
+          <w:tcPr>
+            <w:tcW w:w="1125" w:type="dxa"/>
+            <w:tcBorders>
+              <w:top w:val="single" w:sz="1" w:space="0" w:color="CCCCCC"/>
+              <w:left w:val="single" w:sz="1" w:space="0" w:color="CCCCCC"/>
+              <w:bottom w:val="single" w:sz="1" w:space="0" w:color="CCCCCC"/>
+              <w:right w:val="single" w:sz="1" w:space="0" w:color="CCCCCC"/>
+            </w:tcBorders>
+            <w:shd w:val="clear" w:color="auto" w:fill="F2F2F2"/>
+            <w:tcMar>
+              <w:top w:w="60" w:type="dxa"/>
+              <w:left w:w="30" w:type="dxa"/>
+              <w:bottom w:w="60" w:type="dxa"/>
+              <w:right w:w="30" w:type="dxa"/>
+            </w:tcMar>
+          </w:tcPr>
+          <w:p>
+            <w:pPr>
+              <w:jc w:val="center"/>
+            </w:pPr>
+            <w:r>
+              <w:rPr>
+                <w:color w:val="666666"/>
+              </w:rPr>
+              <w:t>○</w:t>
+            </w:r>
+          </w:p>
+        </w:tc>
+        <w:tc>
+          <w:tcPr>
+            <w:tcW w:w="1125" w:type="dxa"/>
+            <w:tcBorders>
+              <w:top w:val="single" w:sz="1" w:space="0" w:color="CCCCCC"/>
+              <w:left w:val="single" w:sz="1" w:space="0" w:color="CCCCCC"/>
+              <w:bottom w:val="single" w:sz="1" w:space="0" w:color="CCCCCC"/>
+              <w:right w:val="single" w:sz="1" w:space="0" w:color="CCCCCC"/>
+            </w:tcBorders>
+            <w:shd w:val="clear" w:color="auto" w:fill="F2F2F2"/>
+            <w:tcMar>
+              <w:top w:w="60" w:type="dxa"/>
+              <w:left w:w="30" w:type="dxa"/>
+              <w:bottom w:w="60" w:type="dxa"/>
+              <w:right w:w="30" w:type="dxa"/>
+            </w:tcMar>
+          </w:tcPr>
+          <w:p>
+            <w:pPr>
+              <w:jc w:val="center"/>
+            </w:pPr>
+            <w:r>
+              <w:rPr>
+                <w:color w:val="666666"/>
+              </w:rPr>
+              <w:t>○</w:t>
+            </w:r>
+          </w:p>
+        </w:tc>
+        <w:tc>
+          <w:tcPr>
+            <w:tcW w:w="1125" w:type="dxa"/>
+            <w:tcBorders>
+              <w:top w:val="single" w:sz="1" w:space="0" w:color="CCCCCC"/>
+              <w:left w:val="single" w:sz="1" w:space="0" w:color="CCCCCC"/>
+              <w:bottom w:val="single" w:sz="1" w:space="0" w:color="CCCCCC"/>
+              <w:right w:val="single" w:sz="1" w:space="0" w:color="CCCCCC"/>
+            </w:tcBorders>
+            <w:shd w:val="clear" w:color="auto" w:fill="F2F2F2"/>
+            <w:tcMar>
+              <w:top w:w="60" w:type="dxa"/>
+              <w:left w:w="30" w:type="dxa"/>
+              <w:bottom w:w="60" w:type="dxa"/>
+              <w:right w:w="30" w:type="dxa"/>
+            </w:tcMar>
+          </w:tcPr>
+          <w:p>
+            <w:pPr>
+              <w:jc w:val="center"/>
+            </w:pPr>
+            <w:r>
+              <w:rPr>
+                <w:color w:val="666666"/>
+              </w:rPr>
+              <w:t>○</w:t>
+            </w:r>
+          </w:p>
+        </w:tc>
+        <w:tc>
+          <w:tcPr>
+            <w:tcW w:w="1125" w:type="dxa"/>
+            <w:tcBorders>
+              <w:top w:val="single" w:sz="1" w:space="0" w:color="CCCCCC"/>
+              <w:left w:val="single" w:sz="1" w:space="0" w:color="CCCCCC"/>
+              <w:bottom w:val="single" w:sz="1" w:space="0" w:color="CCCCCC"/>
+              <w:right w:val="single" w:sz="1" w:space="0" w:color="CCCCCC"/>
+            </w:tcBorders>
+            <w:shd w:val="clear" w:color="auto" w:fill="F2F2F2"/>
+            <w:tcMar>
+              <w:top w:w="60" w:type="dxa"/>
+              <w:left w:w="30" w:type="dxa"/>
+              <w:bottom w:w="60" w:type="dxa"/>
+              <w:right w:w="30" w:type="dxa"/>
+            </w:tcMar>
+          </w:tcPr>
+          <w:p>
+            <w:pPr>
+              <w:jc w:val="center"/>
+            </w:pPr>
+            <w:r>
+              <w:rPr>
+                <w:color w:val="666666"/>
+              </w:rPr>
+              <w:t>○</w:t>
+            </w:r>
+          </w:p>
+        </w:tc>
+      </w:tr>
+      <w:tr>
+        <w:tc>
+          <w:tcPr>
+            <w:tcW w:w="3400" w:type="dxa"/>
+            <w:tcBorders>
+              <w:top w:val="single" w:sz="1" w:space="0" w:color="CCCCCC"/>
+              <w:left w:val="single" w:sz="1" w:space="0" w:color="CCCCCC"/>
+              <w:bottom w:val="single" w:sz="1" w:space="0" w:color="CCCCCC"/>
+              <w:right w:val="single" w:sz="1" w:space="0" w:color="CCCCCC"/>
+            </w:tcBorders>
+            <w:shd w:val="clear" w:color="auto" w:fill="FFFFFF"/>
+            <w:tcMar>
+              <w:top w:w="60" w:type="dxa"/>
+              <w:left w:w="120" w:type="dxa"/>
+              <w:bottom w:w="60" w:type="dxa"/>
+              <w:right w:w="80" w:type="dxa"/>
+            </w:tcMar>
+          </w:tcPr>
+          <w:p>
             <w:r>
               <w:rPr>
                 <w:sz w:val="19"/>
                 <w:szCs w:val="19"/>
               </w:rPr>
-              <w:t xml:space="preserve"> (click &amp; </w:t>
-            </w:r>
-            <w:proofErr w:type="spellStart"/>
+              <w:t>Lesmayoux (emballages chartés FFF)</w:t>
+            </w:r>
+          </w:p>
+        </w:tc>
+        <w:tc>
+          <w:tcPr>
+            <w:tcW w:w="1125" w:type="dxa"/>
+            <w:tcBorders>
+              <w:top w:val="single" w:sz="1" w:space="0" w:color="CCCCCC"/>
+              <w:left w:val="single" w:sz="1" w:space="0" w:color="CCCCCC"/>
+              <w:bottom w:val="single" w:sz="1" w:space="0" w:color="CCCCCC"/>
+              <w:right w:val="single" w:sz="1" w:space="0" w:color="CCCCCC"/>
+            </w:tcBorders>
+            <w:shd w:val="clear" w:color="auto" w:fill="FFFFFF"/>
+            <w:tcMar>
+              <w:top w:w="60" w:type="dxa"/>
+              <w:left w:w="30" w:type="dxa"/>
+              <w:bottom w:w="60" w:type="dxa"/>
+              <w:right w:w="30" w:type="dxa"/>
+            </w:tcMar>
+          </w:tcPr>
+          <w:p>
+            <w:pPr>
+              <w:jc w:val="center"/>
+            </w:pPr>
+            <w:r>
+              <w:rPr>
+                <w:color w:val="666666"/>
+              </w:rPr>
+              <w:t>○</w:t>
+            </w:r>
+          </w:p>
+        </w:tc>
+        <w:tc>
+          <w:tcPr>
+            <w:tcW w:w="1125" w:type="dxa"/>
+            <w:tcBorders>
+              <w:top w:val="single" w:sz="1" w:space="0" w:color="CCCCCC"/>
+              <w:left w:val="single" w:sz="1" w:space="0" w:color="CCCCCC"/>
+              <w:bottom w:val="single" w:sz="1" w:space="0" w:color="CCCCCC"/>
+              <w:right w:val="single" w:sz="1" w:space="0" w:color="CCCCCC"/>
+            </w:tcBorders>
+            <w:shd w:val="clear" w:color="auto" w:fill="FFFFFF"/>
+            <w:tcMar>
+              <w:top w:w="60" w:type="dxa"/>
+              <w:left w:w="30" w:type="dxa"/>
+              <w:bottom w:w="60" w:type="dxa"/>
+              <w:right w:w="30" w:type="dxa"/>
+            </w:tcMar>
+          </w:tcPr>
+          <w:p>
+            <w:pPr>
+              <w:jc w:val="center"/>
+            </w:pPr>
+            <w:r>
+              <w:rPr>
+                <w:color w:val="666666"/>
+              </w:rPr>
+              <w:t>○</w:t>
+            </w:r>
+          </w:p>
+        </w:tc>
+        <w:tc>
+          <w:tcPr>
+            <w:tcW w:w="1125" w:type="dxa"/>
+            <w:tcBorders>
+              <w:top w:val="single" w:sz="1" w:space="0" w:color="CCCCCC"/>
+              <w:left w:val="single" w:sz="1" w:space="0" w:color="CCCCCC"/>
+              <w:bottom w:val="single" w:sz="1" w:space="0" w:color="CCCCCC"/>
+              <w:right w:val="single" w:sz="1" w:space="0" w:color="CCCCCC"/>
+            </w:tcBorders>
+            <w:shd w:val="clear" w:color="auto" w:fill="FFFFFF"/>
+            <w:tcMar>
+              <w:top w:w="60" w:type="dxa"/>
+              <w:left w:w="30" w:type="dxa"/>
+              <w:bottom w:w="60" w:type="dxa"/>
+              <w:right w:w="30" w:type="dxa"/>
+            </w:tcMar>
+          </w:tcPr>
+          <w:p>
+            <w:pPr>
+              <w:jc w:val="center"/>
+            </w:pPr>
+            <w:r>
+              <w:rPr>
+                <w:color w:val="666666"/>
+              </w:rPr>
+              <w:t>○</w:t>
+            </w:r>
+          </w:p>
+        </w:tc>
+        <w:tc>
+          <w:tcPr>
+            <w:tcW w:w="1125" w:type="dxa"/>
+            <w:tcBorders>
+              <w:top w:val="single" w:sz="1" w:space="0" w:color="CCCCCC"/>
+              <w:left w:val="single" w:sz="1" w:space="0" w:color="CCCCCC"/>
+              <w:bottom w:val="single" w:sz="1" w:space="0" w:color="CCCCCC"/>
+              <w:right w:val="single" w:sz="1" w:space="0" w:color="CCCCCC"/>
+            </w:tcBorders>
+            <w:shd w:val="clear" w:color="auto" w:fill="FFFFFF"/>
+            <w:tcMar>
+              <w:top w:w="60" w:type="dxa"/>
+              <w:left w:w="30" w:type="dxa"/>
+              <w:bottom w:w="60" w:type="dxa"/>
+              <w:right w:w="30" w:type="dxa"/>
+            </w:tcMar>
+          </w:tcPr>
+          <w:p>
+            <w:pPr>
+              <w:jc w:val="center"/>
+            </w:pPr>
+            <w:r>
+              <w:rPr>
+                <w:color w:val="666666"/>
+              </w:rPr>
+              <w:t>○</w:t>
+            </w:r>
+          </w:p>
+        </w:tc>
+        <w:tc>
+          <w:tcPr>
+            <w:tcW w:w="1125" w:type="dxa"/>
+            <w:tcBorders>
+              <w:top w:val="single" w:sz="1" w:space="0" w:color="CCCCCC"/>
+              <w:left w:val="single" w:sz="1" w:space="0" w:color="CCCCCC"/>
+              <w:bottom w:val="single" w:sz="1" w:space="0" w:color="CCCCCC"/>
+              <w:right w:val="single" w:sz="1" w:space="0" w:color="CCCCCC"/>
+            </w:tcBorders>
+            <w:shd w:val="clear" w:color="auto" w:fill="FFFFFF"/>
+            <w:tcMar>
+              <w:top w:w="60" w:type="dxa"/>
+              <w:left w:w="30" w:type="dxa"/>
+              <w:bottom w:w="60" w:type="dxa"/>
+              <w:right w:w="30" w:type="dxa"/>
+            </w:tcMar>
+          </w:tcPr>
+          <w:p>
+            <w:pPr>
+              <w:jc w:val="center"/>
+            </w:pPr>
+            <w:r>
+              <w:rPr>
+                <w:color w:val="666666"/>
+              </w:rPr>
+              <w:t>○</w:t>
+            </w:r>
+          </w:p>
+        </w:tc>
+      </w:tr>
+      <w:tr>
+        <w:tc>
+          <w:tcPr>
+            <w:tcW w:w="3400" w:type="dxa"/>
+            <w:tcBorders>
+              <w:top w:val="single" w:sz="1" w:space="0" w:color="CCCCCC"/>
+              <w:left w:val="single" w:sz="1" w:space="0" w:color="CCCCCC"/>
+              <w:bottom w:val="single" w:sz="1" w:space="0" w:color="CCCCCC"/>
+              <w:right w:val="single" w:sz="1" w:space="0" w:color="CCCCCC"/>
+            </w:tcBorders>
+            <w:shd w:val="clear" w:color="auto" w:fill="F2F2F2"/>
+            <w:tcMar>
+              <w:top w:w="60" w:type="dxa"/>
+              <w:left w:w="120" w:type="dxa"/>
+              <w:bottom w:w="60" w:type="dxa"/>
+              <w:right w:w="80" w:type="dxa"/>
+            </w:tcMar>
+          </w:tcPr>
+          <w:p>
             <w:r>
               <w:rPr>
                 <w:sz w:val="19"/>
                 <w:szCs w:val="19"/>
               </w:rPr>
-              <w:t>collect</w:t>
-            </w:r>
-            <w:proofErr w:type="spellEnd"/>
+              <w:t>La Bovida (épices, marinades, matériel)</w:t>
+            </w:r>
+          </w:p>
+        </w:tc>
+        <w:tc>
+          <w:tcPr>
+            <w:tcW w:w="1125" w:type="dxa"/>
+            <w:tcBorders>
+              <w:top w:val="single" w:sz="1" w:space="0" w:color="CCCCCC"/>
+              <w:left w:val="single" w:sz="1" w:space="0" w:color="CCCCCC"/>
+              <w:bottom w:val="single" w:sz="1" w:space="0" w:color="CCCCCC"/>
+              <w:right w:val="single" w:sz="1" w:space="0" w:color="CCCCCC"/>
+            </w:tcBorders>
+            <w:shd w:val="clear" w:color="auto" w:fill="F2F2F2"/>
+            <w:tcMar>
+              <w:top w:w="60" w:type="dxa"/>
+              <w:left w:w="30" w:type="dxa"/>
+              <w:bottom w:w="60" w:type="dxa"/>
+              <w:right w:w="30" w:type="dxa"/>
+            </w:tcMar>
+          </w:tcPr>
+          <w:p>
+            <w:pPr>
+              <w:jc w:val="center"/>
+            </w:pPr>
+            <w:r>
+              <w:rPr>
+                <w:color w:val="666666"/>
+              </w:rPr>
+              <w:t>○</w:t>
+            </w:r>
+          </w:p>
+        </w:tc>
+        <w:tc>
+          <w:tcPr>
+            <w:tcW w:w="1125" w:type="dxa"/>
+            <w:tcBorders>
+              <w:top w:val="single" w:sz="1" w:space="0" w:color="CCCCCC"/>
+              <w:left w:val="single" w:sz="1" w:space="0" w:color="CCCCCC"/>
+              <w:bottom w:val="single" w:sz="1" w:space="0" w:color="CCCCCC"/>
+              <w:right w:val="single" w:sz="1" w:space="0" w:color="CCCCCC"/>
+            </w:tcBorders>
+            <w:shd w:val="clear" w:color="auto" w:fill="F2F2F2"/>
+            <w:tcMar>
+              <w:top w:w="60" w:type="dxa"/>
+              <w:left w:w="30" w:type="dxa"/>
+              <w:bottom w:w="60" w:type="dxa"/>
+              <w:right w:w="30" w:type="dxa"/>
+            </w:tcMar>
+          </w:tcPr>
+          <w:p>
+            <w:pPr>
+              <w:jc w:val="center"/>
+            </w:pPr>
+            <w:r>
+              <w:rPr>
+                <w:color w:val="666666"/>
+              </w:rPr>
+              <w:t>○</w:t>
+            </w:r>
+          </w:p>
+        </w:tc>
+        <w:tc>
+          <w:tcPr>
+            <w:tcW w:w="1125" w:type="dxa"/>
+            <w:tcBorders>
+              <w:top w:val="single" w:sz="1" w:space="0" w:color="CCCCCC"/>
+              <w:left w:val="single" w:sz="1" w:space="0" w:color="CCCCCC"/>
+              <w:bottom w:val="single" w:sz="1" w:space="0" w:color="CCCCCC"/>
+              <w:right w:val="single" w:sz="1" w:space="0" w:color="CCCCCC"/>
+            </w:tcBorders>
+            <w:shd w:val="clear" w:color="auto" w:fill="F2F2F2"/>
+            <w:tcMar>
+              <w:top w:w="60" w:type="dxa"/>
+              <w:left w:w="30" w:type="dxa"/>
+              <w:bottom w:w="60" w:type="dxa"/>
+              <w:right w:w="30" w:type="dxa"/>
+            </w:tcMar>
+          </w:tcPr>
+          <w:p>
+            <w:pPr>
+              <w:jc w:val="center"/>
+            </w:pPr>
+            <w:r>
+              <w:rPr>
+                <w:color w:val="666666"/>
+              </w:rPr>
+              <w:t>○</w:t>
+            </w:r>
+          </w:p>
+        </w:tc>
+        <w:tc>
+          <w:tcPr>
+            <w:tcW w:w="1125" w:type="dxa"/>
+            <w:tcBorders>
+              <w:top w:val="single" w:sz="1" w:space="0" w:color="CCCCCC"/>
+              <w:left w:val="single" w:sz="1" w:space="0" w:color="CCCCCC"/>
+              <w:bottom w:val="single" w:sz="1" w:space="0" w:color="CCCCCC"/>
+              <w:right w:val="single" w:sz="1" w:space="0" w:color="CCCCCC"/>
+            </w:tcBorders>
+            <w:shd w:val="clear" w:color="auto" w:fill="F2F2F2"/>
+            <w:tcMar>
+              <w:top w:w="60" w:type="dxa"/>
+              <w:left w:w="30" w:type="dxa"/>
+              <w:bottom w:w="60" w:type="dxa"/>
+              <w:right w:w="30" w:type="dxa"/>
+            </w:tcMar>
+          </w:tcPr>
+          <w:p>
+            <w:pPr>
+              <w:jc w:val="center"/>
+            </w:pPr>
+            <w:r>
+              <w:rPr>
+                <w:color w:val="666666"/>
+              </w:rPr>
+              <w:t>○</w:t>
+            </w:r>
+          </w:p>
+        </w:tc>
+        <w:tc>
+          <w:tcPr>
+            <w:tcW w:w="1125" w:type="dxa"/>
+            <w:tcBorders>
+              <w:top w:val="single" w:sz="1" w:space="0" w:color="CCCCCC"/>
+              <w:left w:val="single" w:sz="1" w:space="0" w:color="CCCCCC"/>
+              <w:bottom w:val="single" w:sz="1" w:space="0" w:color="CCCCCC"/>
+              <w:right w:val="single" w:sz="1" w:space="0" w:color="CCCCCC"/>
+            </w:tcBorders>
+            <w:shd w:val="clear" w:color="auto" w:fill="F2F2F2"/>
+            <w:tcMar>
+              <w:top w:w="60" w:type="dxa"/>
+              <w:left w:w="30" w:type="dxa"/>
+              <w:bottom w:w="60" w:type="dxa"/>
+              <w:right w:w="30" w:type="dxa"/>
+            </w:tcMar>
+          </w:tcPr>
+          <w:p>
+            <w:pPr>
+              <w:jc w:val="center"/>
+            </w:pPr>
+            <w:r>
+              <w:rPr>
+                <w:color w:val="666666"/>
+              </w:rPr>
+              <w:t>○</w:t>
+            </w:r>
+          </w:p>
+        </w:tc>
+      </w:tr>
+      <w:tr>
+        <w:tc>
+          <w:tcPr>
+            <w:tcW w:w="3400" w:type="dxa"/>
+            <w:tcBorders>
+              <w:top w:val="single" w:sz="1" w:space="0" w:color="CCCCCC"/>
+              <w:left w:val="single" w:sz="1" w:space="0" w:color="CCCCCC"/>
+              <w:bottom w:val="single" w:sz="1" w:space="0" w:color="CCCCCC"/>
+              <w:right w:val="single" w:sz="1" w:space="0" w:color="CCCCCC"/>
+            </w:tcBorders>
+            <w:shd w:val="clear" w:color="auto" w:fill="FFFFFF"/>
+            <w:tcMar>
+              <w:top w:w="60" w:type="dxa"/>
+              <w:left w:w="120" w:type="dxa"/>
+              <w:bottom w:w="60" w:type="dxa"/>
+              <w:right w:w="80" w:type="dxa"/>
+            </w:tcMar>
+          </w:tcPr>
+          <w:p>
             <w:r>
               <w:rPr>
                 <w:sz w:val="19"/>
                 <w:szCs w:val="19"/>
               </w:rPr>
-              <w:t xml:space="preserve"> / commandes en ligne)</w:t>
-            </w:r>
-          </w:p>
-        </w:tc>
-        <w:tc>
-          <w:tcPr>
-            <w:tcW w:w="1125" w:type="dxa"/>
-            <w:tcBorders>
-              <w:top w:val="single" w:sz="1" w:space="0" w:color="CCCCCC"/>
-              <w:left w:val="single" w:sz="1" w:space="0" w:color="CCCCCC"/>
-              <w:bottom w:val="single" w:sz="1" w:space="0" w:color="CCCCCC"/>
-              <w:right w:val="single" w:sz="1" w:space="0" w:color="CCCCCC"/>
-            </w:tcBorders>
-            <w:shd w:val="clear" w:color="auto" w:fill="F2F2F2"/>
-            <w:tcMar>
-              <w:top w:w="60" w:type="dxa"/>
-              <w:left w:w="30" w:type="dxa"/>
-              <w:bottom w:w="60" w:type="dxa"/>
-              <w:right w:w="30" w:type="dxa"/>
-            </w:tcMar>
-          </w:tcPr>
-          <w:p>
-            <w:pPr>
-              <w:jc w:val="center"/>
-            </w:pPr>
-            <w:r>
-              <w:rPr>
-                <w:color w:val="666666"/>
-              </w:rPr>
-              <w:t>○</w:t>
-            </w:r>
-          </w:p>
-        </w:tc>
-        <w:tc>
-          <w:tcPr>
-            <w:tcW w:w="1125" w:type="dxa"/>
-            <w:tcBorders>
-              <w:top w:val="single" w:sz="1" w:space="0" w:color="CCCCCC"/>
-              <w:left w:val="single" w:sz="1" w:space="0" w:color="CCCCCC"/>
-              <w:bottom w:val="single" w:sz="1" w:space="0" w:color="CCCCCC"/>
-              <w:right w:val="single" w:sz="1" w:space="0" w:color="CCCCCC"/>
-            </w:tcBorders>
-            <w:shd w:val="clear" w:color="auto" w:fill="F2F2F2"/>
-            <w:tcMar>
-              <w:top w:w="60" w:type="dxa"/>
-              <w:left w:w="30" w:type="dxa"/>
-              <w:bottom w:w="60" w:type="dxa"/>
-              <w:right w:w="30" w:type="dxa"/>
-            </w:tcMar>
-          </w:tcPr>
-          <w:p>
-            <w:pPr>
-              <w:jc w:val="center"/>
-            </w:pPr>
-            <w:r>
-              <w:rPr>
-                <w:color w:val="666666"/>
-              </w:rPr>
-              <w:t>○</w:t>
-            </w:r>
-          </w:p>
-        </w:tc>
-        <w:tc>
-          <w:tcPr>
-            <w:tcW w:w="1125" w:type="dxa"/>
-            <w:tcBorders>
-              <w:top w:val="single" w:sz="1" w:space="0" w:color="CCCCCC"/>
-              <w:left w:val="single" w:sz="1" w:space="0" w:color="CCCCCC"/>
-              <w:bottom w:val="single" w:sz="1" w:space="0" w:color="CCCCCC"/>
-              <w:right w:val="single" w:sz="1" w:space="0" w:color="CCCCCC"/>
-            </w:tcBorders>
-            <w:shd w:val="clear" w:color="auto" w:fill="F2F2F2"/>
-            <w:tcMar>
-              <w:top w:w="60" w:type="dxa"/>
-              <w:left w:w="30" w:type="dxa"/>
-              <w:bottom w:w="60" w:type="dxa"/>
-              <w:right w:w="30" w:type="dxa"/>
-            </w:tcMar>
-          </w:tcPr>
-          <w:p>
-            <w:pPr>
-              <w:jc w:val="center"/>
-            </w:pPr>
-            <w:r>
-              <w:rPr>
-                <w:color w:val="666666"/>
-              </w:rPr>
-              <w:t>○</w:t>
-            </w:r>
-          </w:p>
-        </w:tc>
-        <w:tc>
-          <w:tcPr>
-            <w:tcW w:w="1125" w:type="dxa"/>
-            <w:tcBorders>
-              <w:top w:val="single" w:sz="1" w:space="0" w:color="CCCCCC"/>
-              <w:left w:val="single" w:sz="1" w:space="0" w:color="CCCCCC"/>
-              <w:bottom w:val="single" w:sz="1" w:space="0" w:color="CCCCCC"/>
-              <w:right w:val="single" w:sz="1" w:space="0" w:color="CCCCCC"/>
-            </w:tcBorders>
-            <w:shd w:val="clear" w:color="auto" w:fill="F2F2F2"/>
-            <w:tcMar>
-              <w:top w:w="60" w:type="dxa"/>
-              <w:left w:w="30" w:type="dxa"/>
-              <w:bottom w:w="60" w:type="dxa"/>
-              <w:right w:w="30" w:type="dxa"/>
-            </w:tcMar>
-          </w:tcPr>
-          <w:p>
-            <w:pPr>
-              <w:jc w:val="center"/>
-            </w:pPr>
-            <w:r>
-              <w:rPr>
-                <w:color w:val="666666"/>
-              </w:rPr>
-              <w:t>○</w:t>
-            </w:r>
-          </w:p>
-        </w:tc>
-        <w:tc>
-          <w:tcPr>
-            <w:tcW w:w="1125" w:type="dxa"/>
-            <w:tcBorders>
-              <w:top w:val="single" w:sz="1" w:space="0" w:color="CCCCCC"/>
-              <w:left w:val="single" w:sz="1" w:space="0" w:color="CCCCCC"/>
-              <w:bottom w:val="single" w:sz="1" w:space="0" w:color="CCCCCC"/>
-              <w:right w:val="single" w:sz="1" w:space="0" w:color="CCCCCC"/>
-            </w:tcBorders>
-            <w:shd w:val="clear" w:color="auto" w:fill="F2F2F2"/>
+              <w:t>Robur (vêtements professionnels)</w:t>
+            </w:r>
+          </w:p>
+        </w:tc>
+        <w:tc>
+          <w:tcPr>
+            <w:tcW w:w="1125" w:type="dxa"/>
+            <w:tcBorders>
+              <w:top w:val="single" w:sz="1" w:space="0" w:color="CCCCCC"/>
+              <w:left w:val="single" w:sz="1" w:space="0" w:color="CCCCCC"/>
+              <w:bottom w:val="single" w:sz="1" w:space="0" w:color="CCCCCC"/>
+              <w:right w:val="single" w:sz="1" w:space="0" w:color="CCCCCC"/>
+            </w:tcBorders>
+            <w:shd w:val="clear" w:color="auto" w:fill="FFFFFF"/>
+            <w:tcMar>
+              <w:top w:w="60" w:type="dxa"/>
+              <w:left w:w="30" w:type="dxa"/>
+              <w:bottom w:w="60" w:type="dxa"/>
+              <w:right w:w="30" w:type="dxa"/>
+            </w:tcMar>
+          </w:tcPr>
+          <w:p>
+            <w:pPr>
+              <w:jc w:val="center"/>
+            </w:pPr>
+            <w:r>
+              <w:rPr>
+                <w:color w:val="666666"/>
+              </w:rPr>
+              <w:t>○</w:t>
+            </w:r>
+          </w:p>
+        </w:tc>
+        <w:tc>
+          <w:tcPr>
+            <w:tcW w:w="1125" w:type="dxa"/>
+            <w:tcBorders>
+              <w:top w:val="single" w:sz="1" w:space="0" w:color="CCCCCC"/>
+              <w:left w:val="single" w:sz="1" w:space="0" w:color="CCCCCC"/>
+              <w:bottom w:val="single" w:sz="1" w:space="0" w:color="CCCCCC"/>
+              <w:right w:val="single" w:sz="1" w:space="0" w:color="CCCCCC"/>
+            </w:tcBorders>
+            <w:shd w:val="clear" w:color="auto" w:fill="FFFFFF"/>
+            <w:tcMar>
+              <w:top w:w="60" w:type="dxa"/>
+              <w:left w:w="30" w:type="dxa"/>
+              <w:bottom w:w="60" w:type="dxa"/>
+              <w:right w:w="30" w:type="dxa"/>
+            </w:tcMar>
+          </w:tcPr>
+          <w:p>
+            <w:pPr>
+              <w:jc w:val="center"/>
+            </w:pPr>
+            <w:r>
+              <w:rPr>
+                <w:color w:val="666666"/>
+              </w:rPr>
+              <w:t>○</w:t>
+            </w:r>
+          </w:p>
+        </w:tc>
+        <w:tc>
+          <w:tcPr>
+            <w:tcW w:w="1125" w:type="dxa"/>
+            <w:tcBorders>
+              <w:top w:val="single" w:sz="1" w:space="0" w:color="CCCCCC"/>
+              <w:left w:val="single" w:sz="1" w:space="0" w:color="CCCCCC"/>
+              <w:bottom w:val="single" w:sz="1" w:space="0" w:color="CCCCCC"/>
+              <w:right w:val="single" w:sz="1" w:space="0" w:color="CCCCCC"/>
+            </w:tcBorders>
+            <w:shd w:val="clear" w:color="auto" w:fill="FFFFFF"/>
+            <w:tcMar>
+              <w:top w:w="60" w:type="dxa"/>
+              <w:left w:w="30" w:type="dxa"/>
+              <w:bottom w:w="60" w:type="dxa"/>
+              <w:right w:w="30" w:type="dxa"/>
+            </w:tcMar>
+          </w:tcPr>
+          <w:p>
+            <w:pPr>
+              <w:jc w:val="center"/>
+            </w:pPr>
+            <w:r>
+              <w:rPr>
+                <w:color w:val="666666"/>
+              </w:rPr>
+              <w:t>○</w:t>
+            </w:r>
+          </w:p>
+        </w:tc>
+        <w:tc>
+          <w:tcPr>
+            <w:tcW w:w="1125" w:type="dxa"/>
+            <w:tcBorders>
+              <w:top w:val="single" w:sz="1" w:space="0" w:color="CCCCCC"/>
+              <w:left w:val="single" w:sz="1" w:space="0" w:color="CCCCCC"/>
+              <w:bottom w:val="single" w:sz="1" w:space="0" w:color="CCCCCC"/>
+              <w:right w:val="single" w:sz="1" w:space="0" w:color="CCCCCC"/>
+            </w:tcBorders>
+            <w:shd w:val="clear" w:color="auto" w:fill="FFFFFF"/>
+            <w:tcMar>
+              <w:top w:w="60" w:type="dxa"/>
+              <w:left w:w="30" w:type="dxa"/>
+              <w:bottom w:w="60" w:type="dxa"/>
+              <w:right w:w="30" w:type="dxa"/>
+            </w:tcMar>
+          </w:tcPr>
+          <w:p>
+            <w:pPr>
+              <w:jc w:val="center"/>
+            </w:pPr>
+            <w:r>
+              <w:rPr>
+                <w:color w:val="666666"/>
+              </w:rPr>
+              <w:t>○</w:t>
+            </w:r>
+          </w:p>
+        </w:tc>
+        <w:tc>
+          <w:tcPr>
+            <w:tcW w:w="1125" w:type="dxa"/>
+            <w:tcBorders>
+              <w:top w:val="single" w:sz="1" w:space="0" w:color="CCCCCC"/>
+              <w:left w:val="single" w:sz="1" w:space="0" w:color="CCCCCC"/>
+              <w:bottom w:val="single" w:sz="1" w:space="0" w:color="CCCCCC"/>
+              <w:right w:val="single" w:sz="1" w:space="0" w:color="CCCCCC"/>
+            </w:tcBorders>
+            <w:shd w:val="clear" w:color="auto" w:fill="FFFFFF"/>
             <w:tcMar>
               <w:top w:w="60" w:type="dxa"/>
               <w:left w:w="30" w:type="dxa"/>
@@ -9889,12 +10134,6 @@
         </w:tc>
       </w:tr>
       <w:tr>
-        <w:tblPrEx>
-          <w:tblCellMar>
-            <w:top w:w="0" w:type="dxa"/>
-            <w:bottom w:w="0" w:type="dxa"/>
-          </w:tblCellMar>
-        </w:tblPrEx>
         <w:tc>
           <w:tcPr>
             <w:tcW w:w="3400" w:type="dxa"/>
@@ -9904,7 +10143,7 @@
               <w:bottom w:val="single" w:sz="1" w:space="0" w:color="CCCCCC"/>
               <w:right w:val="single" w:sz="1" w:space="0" w:color="CCCCCC"/>
             </w:tcBorders>
-            <w:shd w:val="clear" w:color="auto" w:fill="FFFFFF"/>
+            <w:shd w:val="clear" w:color="auto" w:fill="F2F2F2"/>
             <w:tcMar>
               <w:top w:w="60" w:type="dxa"/>
               <w:left w:w="120" w:type="dxa"/>
@@ -9913,150 +10152,141 @@
             </w:tcMar>
           </w:tcPr>
           <w:p>
-            <w:proofErr w:type="spellStart"/>
             <w:r>
               <w:rPr>
                 <w:sz w:val="19"/>
                 <w:szCs w:val="19"/>
               </w:rPr>
-              <w:t>Evema</w:t>
-            </w:r>
-            <w:proofErr w:type="spellEnd"/>
-            <w:r>
-              <w:rPr>
-                <w:sz w:val="19"/>
-                <w:szCs w:val="19"/>
-              </w:rPr>
-              <w:t xml:space="preserve"> (vitrines et mobilier réfrigéré)</w:t>
-            </w:r>
-          </w:p>
-        </w:tc>
-        <w:tc>
-          <w:tcPr>
-            <w:tcW w:w="1125" w:type="dxa"/>
-            <w:tcBorders>
-              <w:top w:val="single" w:sz="1" w:space="0" w:color="CCCCCC"/>
-              <w:left w:val="single" w:sz="1" w:space="0" w:color="CCCCCC"/>
-              <w:bottom w:val="single" w:sz="1" w:space="0" w:color="CCCCCC"/>
-              <w:right w:val="single" w:sz="1" w:space="0" w:color="CCCCCC"/>
-            </w:tcBorders>
-            <w:shd w:val="clear" w:color="auto" w:fill="FFFFFF"/>
-            <w:tcMar>
-              <w:top w:w="60" w:type="dxa"/>
-              <w:left w:w="30" w:type="dxa"/>
-              <w:bottom w:w="60" w:type="dxa"/>
-              <w:right w:w="30" w:type="dxa"/>
-            </w:tcMar>
-          </w:tcPr>
-          <w:p>
-            <w:pPr>
-              <w:jc w:val="center"/>
-            </w:pPr>
-            <w:r>
-              <w:rPr>
-                <w:color w:val="666666"/>
-              </w:rPr>
-              <w:t>○</w:t>
-            </w:r>
-          </w:p>
-        </w:tc>
-        <w:tc>
-          <w:tcPr>
-            <w:tcW w:w="1125" w:type="dxa"/>
-            <w:tcBorders>
-              <w:top w:val="single" w:sz="1" w:space="0" w:color="CCCCCC"/>
-              <w:left w:val="single" w:sz="1" w:space="0" w:color="CCCCCC"/>
-              <w:bottom w:val="single" w:sz="1" w:space="0" w:color="CCCCCC"/>
-              <w:right w:val="single" w:sz="1" w:space="0" w:color="CCCCCC"/>
-            </w:tcBorders>
-            <w:shd w:val="clear" w:color="auto" w:fill="FFFFFF"/>
-            <w:tcMar>
-              <w:top w:w="60" w:type="dxa"/>
-              <w:left w:w="30" w:type="dxa"/>
-              <w:bottom w:w="60" w:type="dxa"/>
-              <w:right w:w="30" w:type="dxa"/>
-            </w:tcMar>
-          </w:tcPr>
-          <w:p>
-            <w:pPr>
-              <w:jc w:val="center"/>
-            </w:pPr>
-            <w:r>
-              <w:rPr>
-                <w:color w:val="666666"/>
-              </w:rPr>
-              <w:t>○</w:t>
-            </w:r>
-          </w:p>
-        </w:tc>
-        <w:tc>
-          <w:tcPr>
-            <w:tcW w:w="1125" w:type="dxa"/>
-            <w:tcBorders>
-              <w:top w:val="single" w:sz="1" w:space="0" w:color="CCCCCC"/>
-              <w:left w:val="single" w:sz="1" w:space="0" w:color="CCCCCC"/>
-              <w:bottom w:val="single" w:sz="1" w:space="0" w:color="CCCCCC"/>
-              <w:right w:val="single" w:sz="1" w:space="0" w:color="CCCCCC"/>
-            </w:tcBorders>
-            <w:shd w:val="clear" w:color="auto" w:fill="FFFFFF"/>
-            <w:tcMar>
-              <w:top w:w="60" w:type="dxa"/>
-              <w:left w:w="30" w:type="dxa"/>
-              <w:bottom w:w="60" w:type="dxa"/>
-              <w:right w:w="30" w:type="dxa"/>
-            </w:tcMar>
-          </w:tcPr>
-          <w:p>
-            <w:pPr>
-              <w:jc w:val="center"/>
-            </w:pPr>
-            <w:r>
-              <w:rPr>
-                <w:color w:val="666666"/>
-              </w:rPr>
-              <w:t>○</w:t>
-            </w:r>
-          </w:p>
-        </w:tc>
-        <w:tc>
-          <w:tcPr>
-            <w:tcW w:w="1125" w:type="dxa"/>
-            <w:tcBorders>
-              <w:top w:val="single" w:sz="1" w:space="0" w:color="CCCCCC"/>
-              <w:left w:val="single" w:sz="1" w:space="0" w:color="CCCCCC"/>
-              <w:bottom w:val="single" w:sz="1" w:space="0" w:color="CCCCCC"/>
-              <w:right w:val="single" w:sz="1" w:space="0" w:color="CCCCCC"/>
-            </w:tcBorders>
-            <w:shd w:val="clear" w:color="auto" w:fill="FFFFFF"/>
-            <w:tcMar>
-              <w:top w:w="60" w:type="dxa"/>
-              <w:left w:w="30" w:type="dxa"/>
-              <w:bottom w:w="60" w:type="dxa"/>
-              <w:right w:w="30" w:type="dxa"/>
-            </w:tcMar>
-          </w:tcPr>
-          <w:p>
-            <w:pPr>
-              <w:jc w:val="center"/>
-            </w:pPr>
-            <w:r>
-              <w:rPr>
-                <w:color w:val="666666"/>
-              </w:rPr>
-              <w:t>○</w:t>
-            </w:r>
-          </w:p>
-        </w:tc>
-        <w:tc>
-          <w:tcPr>
-            <w:tcW w:w="1125" w:type="dxa"/>
-            <w:tcBorders>
-              <w:top w:val="single" w:sz="1" w:space="0" w:color="CCCCCC"/>
-              <w:left w:val="single" w:sz="1" w:space="0" w:color="CCCCCC"/>
-              <w:bottom w:val="single" w:sz="1" w:space="0" w:color="CCCCCC"/>
-              <w:right w:val="single" w:sz="1" w:space="0" w:color="CCCCCC"/>
-            </w:tcBorders>
-            <w:shd w:val="clear" w:color="auto" w:fill="FFFFFF"/>
+              <w:t>Dadaux (matériel boucherie / agroalimentaire)</w:t>
+            </w:r>
+          </w:p>
+        </w:tc>
+        <w:tc>
+          <w:tcPr>
+            <w:tcW w:w="1125" w:type="dxa"/>
+            <w:tcBorders>
+              <w:top w:val="single" w:sz="1" w:space="0" w:color="CCCCCC"/>
+              <w:left w:val="single" w:sz="1" w:space="0" w:color="CCCCCC"/>
+              <w:bottom w:val="single" w:sz="1" w:space="0" w:color="CCCCCC"/>
+              <w:right w:val="single" w:sz="1" w:space="0" w:color="CCCCCC"/>
+            </w:tcBorders>
+            <w:shd w:val="clear" w:color="auto" w:fill="F2F2F2"/>
+            <w:tcMar>
+              <w:top w:w="60" w:type="dxa"/>
+              <w:left w:w="30" w:type="dxa"/>
+              <w:bottom w:w="60" w:type="dxa"/>
+              <w:right w:w="30" w:type="dxa"/>
+            </w:tcMar>
+          </w:tcPr>
+          <w:p>
+            <w:pPr>
+              <w:jc w:val="center"/>
+            </w:pPr>
+            <w:r>
+              <w:rPr>
+                <w:color w:val="666666"/>
+              </w:rPr>
+              <w:t>○</w:t>
+            </w:r>
+          </w:p>
+        </w:tc>
+        <w:tc>
+          <w:tcPr>
+            <w:tcW w:w="1125" w:type="dxa"/>
+            <w:tcBorders>
+              <w:top w:val="single" w:sz="1" w:space="0" w:color="CCCCCC"/>
+              <w:left w:val="single" w:sz="1" w:space="0" w:color="CCCCCC"/>
+              <w:bottom w:val="single" w:sz="1" w:space="0" w:color="CCCCCC"/>
+              <w:right w:val="single" w:sz="1" w:space="0" w:color="CCCCCC"/>
+            </w:tcBorders>
+            <w:shd w:val="clear" w:color="auto" w:fill="F2F2F2"/>
+            <w:tcMar>
+              <w:top w:w="60" w:type="dxa"/>
+              <w:left w:w="30" w:type="dxa"/>
+              <w:bottom w:w="60" w:type="dxa"/>
+              <w:right w:w="30" w:type="dxa"/>
+            </w:tcMar>
+          </w:tcPr>
+          <w:p>
+            <w:pPr>
+              <w:jc w:val="center"/>
+            </w:pPr>
+            <w:r>
+              <w:rPr>
+                <w:color w:val="666666"/>
+              </w:rPr>
+              <w:t>○</w:t>
+            </w:r>
+          </w:p>
+        </w:tc>
+        <w:tc>
+          <w:tcPr>
+            <w:tcW w:w="1125" w:type="dxa"/>
+            <w:tcBorders>
+              <w:top w:val="single" w:sz="1" w:space="0" w:color="CCCCCC"/>
+              <w:left w:val="single" w:sz="1" w:space="0" w:color="CCCCCC"/>
+              <w:bottom w:val="single" w:sz="1" w:space="0" w:color="CCCCCC"/>
+              <w:right w:val="single" w:sz="1" w:space="0" w:color="CCCCCC"/>
+            </w:tcBorders>
+            <w:shd w:val="clear" w:color="auto" w:fill="F2F2F2"/>
+            <w:tcMar>
+              <w:top w:w="60" w:type="dxa"/>
+              <w:left w:w="30" w:type="dxa"/>
+              <w:bottom w:w="60" w:type="dxa"/>
+              <w:right w:w="30" w:type="dxa"/>
+            </w:tcMar>
+          </w:tcPr>
+          <w:p>
+            <w:pPr>
+              <w:jc w:val="center"/>
+            </w:pPr>
+            <w:r>
+              <w:rPr>
+                <w:color w:val="666666"/>
+              </w:rPr>
+              <w:t>○</w:t>
+            </w:r>
+          </w:p>
+        </w:tc>
+        <w:tc>
+          <w:tcPr>
+            <w:tcW w:w="1125" w:type="dxa"/>
+            <w:tcBorders>
+              <w:top w:val="single" w:sz="1" w:space="0" w:color="CCCCCC"/>
+              <w:left w:val="single" w:sz="1" w:space="0" w:color="CCCCCC"/>
+              <w:bottom w:val="single" w:sz="1" w:space="0" w:color="CCCCCC"/>
+              <w:right w:val="single" w:sz="1" w:space="0" w:color="CCCCCC"/>
+            </w:tcBorders>
+            <w:shd w:val="clear" w:color="auto" w:fill="F2F2F2"/>
+            <w:tcMar>
+              <w:top w:w="60" w:type="dxa"/>
+              <w:left w:w="30" w:type="dxa"/>
+              <w:bottom w:w="60" w:type="dxa"/>
+              <w:right w:w="30" w:type="dxa"/>
+            </w:tcMar>
+          </w:tcPr>
+          <w:p>
+            <w:pPr>
+              <w:jc w:val="center"/>
+            </w:pPr>
+            <w:r>
+              <w:rPr>
+                <w:color w:val="666666"/>
+              </w:rPr>
+              <w:t>○</w:t>
+            </w:r>
+          </w:p>
+        </w:tc>
+        <w:tc>
+          <w:tcPr>
+            <w:tcW w:w="1125" w:type="dxa"/>
+            <w:tcBorders>
+              <w:top w:val="single" w:sz="1" w:space="0" w:color="CCCCCC"/>
+              <w:left w:val="single" w:sz="1" w:space="0" w:color="CCCCCC"/>
+              <w:bottom w:val="single" w:sz="1" w:space="0" w:color="CCCCCC"/>
+              <w:right w:val="single" w:sz="1" w:space="0" w:color="CCCCCC"/>
+            </w:tcBorders>
+            <w:shd w:val="clear" w:color="auto" w:fill="F2F2F2"/>
             <w:tcMar>
               <w:top w:w="60" w:type="dxa"/>
               <w:left w:w="30" w:type="dxa"/>
@@ -10078,964 +10308,6 @@
         </w:tc>
       </w:tr>
       <w:tr>
-        <w:tblPrEx>
-          <w:tblCellMar>
-            <w:top w:w="0" w:type="dxa"/>
-            <w:bottom w:w="0" w:type="dxa"/>
-          </w:tblCellMar>
-        </w:tblPrEx>
-        <w:tc>
-          <w:tcPr>
-            <w:tcW w:w="3400" w:type="dxa"/>
-            <w:tcBorders>
-              <w:top w:val="single" w:sz="1" w:space="0" w:color="CCCCCC"/>
-              <w:left w:val="single" w:sz="1" w:space="0" w:color="CCCCCC"/>
-              <w:bottom w:val="single" w:sz="1" w:space="0" w:color="CCCCCC"/>
-              <w:right w:val="single" w:sz="1" w:space="0" w:color="CCCCCC"/>
-            </w:tcBorders>
-            <w:shd w:val="clear" w:color="auto" w:fill="F2F2F2"/>
-            <w:tcMar>
-              <w:top w:w="60" w:type="dxa"/>
-              <w:left w:w="120" w:type="dxa"/>
-              <w:bottom w:w="60" w:type="dxa"/>
-              <w:right w:w="80" w:type="dxa"/>
-            </w:tcMar>
-          </w:tcPr>
-          <w:p>
-            <w:proofErr w:type="spellStart"/>
-            <w:r>
-              <w:rPr>
-                <w:sz w:val="19"/>
-                <w:szCs w:val="19"/>
-              </w:rPr>
-              <w:t>Lendou</w:t>
-            </w:r>
-            <w:proofErr w:type="spellEnd"/>
-            <w:r>
-              <w:rPr>
-                <w:sz w:val="19"/>
-                <w:szCs w:val="19"/>
-              </w:rPr>
-              <w:t xml:space="preserve"> Bois (emballages bois sérigraphiés)</w:t>
-            </w:r>
-          </w:p>
-        </w:tc>
-        <w:tc>
-          <w:tcPr>
-            <w:tcW w:w="1125" w:type="dxa"/>
-            <w:tcBorders>
-              <w:top w:val="single" w:sz="1" w:space="0" w:color="CCCCCC"/>
-              <w:left w:val="single" w:sz="1" w:space="0" w:color="CCCCCC"/>
-              <w:bottom w:val="single" w:sz="1" w:space="0" w:color="CCCCCC"/>
-              <w:right w:val="single" w:sz="1" w:space="0" w:color="CCCCCC"/>
-            </w:tcBorders>
-            <w:shd w:val="clear" w:color="auto" w:fill="F2F2F2"/>
-            <w:tcMar>
-              <w:top w:w="60" w:type="dxa"/>
-              <w:left w:w="30" w:type="dxa"/>
-              <w:bottom w:w="60" w:type="dxa"/>
-              <w:right w:w="30" w:type="dxa"/>
-            </w:tcMar>
-          </w:tcPr>
-          <w:p>
-            <w:pPr>
-              <w:jc w:val="center"/>
-            </w:pPr>
-            <w:r>
-              <w:rPr>
-                <w:color w:val="666666"/>
-              </w:rPr>
-              <w:t>○</w:t>
-            </w:r>
-          </w:p>
-        </w:tc>
-        <w:tc>
-          <w:tcPr>
-            <w:tcW w:w="1125" w:type="dxa"/>
-            <w:tcBorders>
-              <w:top w:val="single" w:sz="1" w:space="0" w:color="CCCCCC"/>
-              <w:left w:val="single" w:sz="1" w:space="0" w:color="CCCCCC"/>
-              <w:bottom w:val="single" w:sz="1" w:space="0" w:color="CCCCCC"/>
-              <w:right w:val="single" w:sz="1" w:space="0" w:color="CCCCCC"/>
-            </w:tcBorders>
-            <w:shd w:val="clear" w:color="auto" w:fill="F2F2F2"/>
-            <w:tcMar>
-              <w:top w:w="60" w:type="dxa"/>
-              <w:left w:w="30" w:type="dxa"/>
-              <w:bottom w:w="60" w:type="dxa"/>
-              <w:right w:w="30" w:type="dxa"/>
-            </w:tcMar>
-          </w:tcPr>
-          <w:p>
-            <w:pPr>
-              <w:jc w:val="center"/>
-            </w:pPr>
-            <w:r>
-              <w:rPr>
-                <w:color w:val="666666"/>
-              </w:rPr>
-              <w:t>○</w:t>
-            </w:r>
-          </w:p>
-        </w:tc>
-        <w:tc>
-          <w:tcPr>
-            <w:tcW w:w="1125" w:type="dxa"/>
-            <w:tcBorders>
-              <w:top w:val="single" w:sz="1" w:space="0" w:color="CCCCCC"/>
-              <w:left w:val="single" w:sz="1" w:space="0" w:color="CCCCCC"/>
-              <w:bottom w:val="single" w:sz="1" w:space="0" w:color="CCCCCC"/>
-              <w:right w:val="single" w:sz="1" w:space="0" w:color="CCCCCC"/>
-            </w:tcBorders>
-            <w:shd w:val="clear" w:color="auto" w:fill="F2F2F2"/>
-            <w:tcMar>
-              <w:top w:w="60" w:type="dxa"/>
-              <w:left w:w="30" w:type="dxa"/>
-              <w:bottom w:w="60" w:type="dxa"/>
-              <w:right w:w="30" w:type="dxa"/>
-            </w:tcMar>
-          </w:tcPr>
-          <w:p>
-            <w:pPr>
-              <w:jc w:val="center"/>
-            </w:pPr>
-            <w:r>
-              <w:rPr>
-                <w:color w:val="666666"/>
-              </w:rPr>
-              <w:t>○</w:t>
-            </w:r>
-          </w:p>
-        </w:tc>
-        <w:tc>
-          <w:tcPr>
-            <w:tcW w:w="1125" w:type="dxa"/>
-            <w:tcBorders>
-              <w:top w:val="single" w:sz="1" w:space="0" w:color="CCCCCC"/>
-              <w:left w:val="single" w:sz="1" w:space="0" w:color="CCCCCC"/>
-              <w:bottom w:val="single" w:sz="1" w:space="0" w:color="CCCCCC"/>
-              <w:right w:val="single" w:sz="1" w:space="0" w:color="CCCCCC"/>
-            </w:tcBorders>
-            <w:shd w:val="clear" w:color="auto" w:fill="F2F2F2"/>
-            <w:tcMar>
-              <w:top w:w="60" w:type="dxa"/>
-              <w:left w:w="30" w:type="dxa"/>
-              <w:bottom w:w="60" w:type="dxa"/>
-              <w:right w:w="30" w:type="dxa"/>
-            </w:tcMar>
-          </w:tcPr>
-          <w:p>
-            <w:pPr>
-              <w:jc w:val="center"/>
-            </w:pPr>
-            <w:r>
-              <w:rPr>
-                <w:color w:val="666666"/>
-              </w:rPr>
-              <w:t>○</w:t>
-            </w:r>
-          </w:p>
-        </w:tc>
-        <w:tc>
-          <w:tcPr>
-            <w:tcW w:w="1125" w:type="dxa"/>
-            <w:tcBorders>
-              <w:top w:val="single" w:sz="1" w:space="0" w:color="CCCCCC"/>
-              <w:left w:val="single" w:sz="1" w:space="0" w:color="CCCCCC"/>
-              <w:bottom w:val="single" w:sz="1" w:space="0" w:color="CCCCCC"/>
-              <w:right w:val="single" w:sz="1" w:space="0" w:color="CCCCCC"/>
-            </w:tcBorders>
-            <w:shd w:val="clear" w:color="auto" w:fill="F2F2F2"/>
-            <w:tcMar>
-              <w:top w:w="60" w:type="dxa"/>
-              <w:left w:w="30" w:type="dxa"/>
-              <w:bottom w:w="60" w:type="dxa"/>
-              <w:right w:w="30" w:type="dxa"/>
-            </w:tcMar>
-          </w:tcPr>
-          <w:p>
-            <w:pPr>
-              <w:jc w:val="center"/>
-            </w:pPr>
-            <w:r>
-              <w:rPr>
-                <w:color w:val="666666"/>
-              </w:rPr>
-              <w:t>○</w:t>
-            </w:r>
-          </w:p>
-        </w:tc>
-      </w:tr>
-      <w:tr>
-        <w:tblPrEx>
-          <w:tblCellMar>
-            <w:top w:w="0" w:type="dxa"/>
-            <w:bottom w:w="0" w:type="dxa"/>
-          </w:tblCellMar>
-        </w:tblPrEx>
-        <w:tc>
-          <w:tcPr>
-            <w:tcW w:w="3400" w:type="dxa"/>
-            <w:tcBorders>
-              <w:top w:val="single" w:sz="1" w:space="0" w:color="CCCCCC"/>
-              <w:left w:val="single" w:sz="1" w:space="0" w:color="CCCCCC"/>
-              <w:bottom w:val="single" w:sz="1" w:space="0" w:color="CCCCCC"/>
-              <w:right w:val="single" w:sz="1" w:space="0" w:color="CCCCCC"/>
-            </w:tcBorders>
-            <w:shd w:val="clear" w:color="auto" w:fill="FFFFFF"/>
-            <w:tcMar>
-              <w:top w:w="60" w:type="dxa"/>
-              <w:left w:w="120" w:type="dxa"/>
-              <w:bottom w:w="60" w:type="dxa"/>
-              <w:right w:w="80" w:type="dxa"/>
-            </w:tcMar>
-          </w:tcPr>
-          <w:p>
-            <w:proofErr w:type="spellStart"/>
-            <w:r>
-              <w:rPr>
-                <w:sz w:val="19"/>
-                <w:szCs w:val="19"/>
-              </w:rPr>
-              <w:t>Lesmayoux</w:t>
-            </w:r>
-            <w:proofErr w:type="spellEnd"/>
-            <w:r>
-              <w:rPr>
-                <w:sz w:val="19"/>
-                <w:szCs w:val="19"/>
-              </w:rPr>
-              <w:t xml:space="preserve"> (emballages chartés FFF)</w:t>
-            </w:r>
-          </w:p>
-        </w:tc>
-        <w:tc>
-          <w:tcPr>
-            <w:tcW w:w="1125" w:type="dxa"/>
-            <w:tcBorders>
-              <w:top w:val="single" w:sz="1" w:space="0" w:color="CCCCCC"/>
-              <w:left w:val="single" w:sz="1" w:space="0" w:color="CCCCCC"/>
-              <w:bottom w:val="single" w:sz="1" w:space="0" w:color="CCCCCC"/>
-              <w:right w:val="single" w:sz="1" w:space="0" w:color="CCCCCC"/>
-            </w:tcBorders>
-            <w:shd w:val="clear" w:color="auto" w:fill="FFFFFF"/>
-            <w:tcMar>
-              <w:top w:w="60" w:type="dxa"/>
-              <w:left w:w="30" w:type="dxa"/>
-              <w:bottom w:w="60" w:type="dxa"/>
-              <w:right w:w="30" w:type="dxa"/>
-            </w:tcMar>
-          </w:tcPr>
-          <w:p>
-            <w:pPr>
-              <w:jc w:val="center"/>
-            </w:pPr>
-            <w:r>
-              <w:rPr>
-                <w:color w:val="666666"/>
-              </w:rPr>
-              <w:t>○</w:t>
-            </w:r>
-          </w:p>
-        </w:tc>
-        <w:tc>
-          <w:tcPr>
-            <w:tcW w:w="1125" w:type="dxa"/>
-            <w:tcBorders>
-              <w:top w:val="single" w:sz="1" w:space="0" w:color="CCCCCC"/>
-              <w:left w:val="single" w:sz="1" w:space="0" w:color="CCCCCC"/>
-              <w:bottom w:val="single" w:sz="1" w:space="0" w:color="CCCCCC"/>
-              <w:right w:val="single" w:sz="1" w:space="0" w:color="CCCCCC"/>
-            </w:tcBorders>
-            <w:shd w:val="clear" w:color="auto" w:fill="FFFFFF"/>
-            <w:tcMar>
-              <w:top w:w="60" w:type="dxa"/>
-              <w:left w:w="30" w:type="dxa"/>
-              <w:bottom w:w="60" w:type="dxa"/>
-              <w:right w:w="30" w:type="dxa"/>
-            </w:tcMar>
-          </w:tcPr>
-          <w:p>
-            <w:pPr>
-              <w:jc w:val="center"/>
-            </w:pPr>
-            <w:r>
-              <w:rPr>
-                <w:color w:val="666666"/>
-              </w:rPr>
-              <w:t>○</w:t>
-            </w:r>
-          </w:p>
-        </w:tc>
-        <w:tc>
-          <w:tcPr>
-            <w:tcW w:w="1125" w:type="dxa"/>
-            <w:tcBorders>
-              <w:top w:val="single" w:sz="1" w:space="0" w:color="CCCCCC"/>
-              <w:left w:val="single" w:sz="1" w:space="0" w:color="CCCCCC"/>
-              <w:bottom w:val="single" w:sz="1" w:space="0" w:color="CCCCCC"/>
-              <w:right w:val="single" w:sz="1" w:space="0" w:color="CCCCCC"/>
-            </w:tcBorders>
-            <w:shd w:val="clear" w:color="auto" w:fill="FFFFFF"/>
-            <w:tcMar>
-              <w:top w:w="60" w:type="dxa"/>
-              <w:left w:w="30" w:type="dxa"/>
-              <w:bottom w:w="60" w:type="dxa"/>
-              <w:right w:w="30" w:type="dxa"/>
-            </w:tcMar>
-          </w:tcPr>
-          <w:p>
-            <w:pPr>
-              <w:jc w:val="center"/>
-            </w:pPr>
-            <w:r>
-              <w:rPr>
-                <w:color w:val="666666"/>
-              </w:rPr>
-              <w:t>○</w:t>
-            </w:r>
-          </w:p>
-        </w:tc>
-        <w:tc>
-          <w:tcPr>
-            <w:tcW w:w="1125" w:type="dxa"/>
-            <w:tcBorders>
-              <w:top w:val="single" w:sz="1" w:space="0" w:color="CCCCCC"/>
-              <w:left w:val="single" w:sz="1" w:space="0" w:color="CCCCCC"/>
-              <w:bottom w:val="single" w:sz="1" w:space="0" w:color="CCCCCC"/>
-              <w:right w:val="single" w:sz="1" w:space="0" w:color="CCCCCC"/>
-            </w:tcBorders>
-            <w:shd w:val="clear" w:color="auto" w:fill="FFFFFF"/>
-            <w:tcMar>
-              <w:top w:w="60" w:type="dxa"/>
-              <w:left w:w="30" w:type="dxa"/>
-              <w:bottom w:w="60" w:type="dxa"/>
-              <w:right w:w="30" w:type="dxa"/>
-            </w:tcMar>
-          </w:tcPr>
-          <w:p>
-            <w:pPr>
-              <w:jc w:val="center"/>
-            </w:pPr>
-            <w:r>
-              <w:rPr>
-                <w:color w:val="666666"/>
-              </w:rPr>
-              <w:t>○</w:t>
-            </w:r>
-          </w:p>
-        </w:tc>
-        <w:tc>
-          <w:tcPr>
-            <w:tcW w:w="1125" w:type="dxa"/>
-            <w:tcBorders>
-              <w:top w:val="single" w:sz="1" w:space="0" w:color="CCCCCC"/>
-              <w:left w:val="single" w:sz="1" w:space="0" w:color="CCCCCC"/>
-              <w:bottom w:val="single" w:sz="1" w:space="0" w:color="CCCCCC"/>
-              <w:right w:val="single" w:sz="1" w:space="0" w:color="CCCCCC"/>
-            </w:tcBorders>
-            <w:shd w:val="clear" w:color="auto" w:fill="FFFFFF"/>
-            <w:tcMar>
-              <w:top w:w="60" w:type="dxa"/>
-              <w:left w:w="30" w:type="dxa"/>
-              <w:bottom w:w="60" w:type="dxa"/>
-              <w:right w:w="30" w:type="dxa"/>
-            </w:tcMar>
-          </w:tcPr>
-          <w:p>
-            <w:pPr>
-              <w:jc w:val="center"/>
-            </w:pPr>
-            <w:r>
-              <w:rPr>
-                <w:color w:val="666666"/>
-              </w:rPr>
-              <w:t>○</w:t>
-            </w:r>
-          </w:p>
-        </w:tc>
-      </w:tr>
-      <w:tr>
-        <w:tblPrEx>
-          <w:tblCellMar>
-            <w:top w:w="0" w:type="dxa"/>
-            <w:bottom w:w="0" w:type="dxa"/>
-          </w:tblCellMar>
-        </w:tblPrEx>
-        <w:tc>
-          <w:tcPr>
-            <w:tcW w:w="3400" w:type="dxa"/>
-            <w:tcBorders>
-              <w:top w:val="single" w:sz="1" w:space="0" w:color="CCCCCC"/>
-              <w:left w:val="single" w:sz="1" w:space="0" w:color="CCCCCC"/>
-              <w:bottom w:val="single" w:sz="1" w:space="0" w:color="CCCCCC"/>
-              <w:right w:val="single" w:sz="1" w:space="0" w:color="CCCCCC"/>
-            </w:tcBorders>
-            <w:shd w:val="clear" w:color="auto" w:fill="F2F2F2"/>
-            <w:tcMar>
-              <w:top w:w="60" w:type="dxa"/>
-              <w:left w:w="120" w:type="dxa"/>
-              <w:bottom w:w="60" w:type="dxa"/>
-              <w:right w:w="80" w:type="dxa"/>
-            </w:tcMar>
-          </w:tcPr>
-          <w:p>
-            <w:r>
-              <w:rPr>
-                <w:sz w:val="19"/>
-                <w:szCs w:val="19"/>
-              </w:rPr>
-              <w:t xml:space="preserve">La </w:t>
-            </w:r>
-            <w:proofErr w:type="spellStart"/>
-            <w:r>
-              <w:rPr>
-                <w:sz w:val="19"/>
-                <w:szCs w:val="19"/>
-              </w:rPr>
-              <w:t>Bovida</w:t>
-            </w:r>
-            <w:proofErr w:type="spellEnd"/>
-            <w:r>
-              <w:rPr>
-                <w:sz w:val="19"/>
-                <w:szCs w:val="19"/>
-              </w:rPr>
-              <w:t xml:space="preserve"> (épices, marinades, matériel)</w:t>
-            </w:r>
-          </w:p>
-        </w:tc>
-        <w:tc>
-          <w:tcPr>
-            <w:tcW w:w="1125" w:type="dxa"/>
-            <w:tcBorders>
-              <w:top w:val="single" w:sz="1" w:space="0" w:color="CCCCCC"/>
-              <w:left w:val="single" w:sz="1" w:space="0" w:color="CCCCCC"/>
-              <w:bottom w:val="single" w:sz="1" w:space="0" w:color="CCCCCC"/>
-              <w:right w:val="single" w:sz="1" w:space="0" w:color="CCCCCC"/>
-            </w:tcBorders>
-            <w:shd w:val="clear" w:color="auto" w:fill="F2F2F2"/>
-            <w:tcMar>
-              <w:top w:w="60" w:type="dxa"/>
-              <w:left w:w="30" w:type="dxa"/>
-              <w:bottom w:w="60" w:type="dxa"/>
-              <w:right w:w="30" w:type="dxa"/>
-            </w:tcMar>
-          </w:tcPr>
-          <w:p>
-            <w:pPr>
-              <w:jc w:val="center"/>
-            </w:pPr>
-            <w:r>
-              <w:rPr>
-                <w:color w:val="666666"/>
-              </w:rPr>
-              <w:t>○</w:t>
-            </w:r>
-          </w:p>
-        </w:tc>
-        <w:tc>
-          <w:tcPr>
-            <w:tcW w:w="1125" w:type="dxa"/>
-            <w:tcBorders>
-              <w:top w:val="single" w:sz="1" w:space="0" w:color="CCCCCC"/>
-              <w:left w:val="single" w:sz="1" w:space="0" w:color="CCCCCC"/>
-              <w:bottom w:val="single" w:sz="1" w:space="0" w:color="CCCCCC"/>
-              <w:right w:val="single" w:sz="1" w:space="0" w:color="CCCCCC"/>
-            </w:tcBorders>
-            <w:shd w:val="clear" w:color="auto" w:fill="F2F2F2"/>
-            <w:tcMar>
-              <w:top w:w="60" w:type="dxa"/>
-              <w:left w:w="30" w:type="dxa"/>
-              <w:bottom w:w="60" w:type="dxa"/>
-              <w:right w:w="30" w:type="dxa"/>
-            </w:tcMar>
-          </w:tcPr>
-          <w:p>
-            <w:pPr>
-              <w:jc w:val="center"/>
-            </w:pPr>
-            <w:r>
-              <w:rPr>
-                <w:color w:val="666666"/>
-              </w:rPr>
-              <w:t>○</w:t>
-            </w:r>
-          </w:p>
-        </w:tc>
-        <w:tc>
-          <w:tcPr>
-            <w:tcW w:w="1125" w:type="dxa"/>
-            <w:tcBorders>
-              <w:top w:val="single" w:sz="1" w:space="0" w:color="CCCCCC"/>
-              <w:left w:val="single" w:sz="1" w:space="0" w:color="CCCCCC"/>
-              <w:bottom w:val="single" w:sz="1" w:space="0" w:color="CCCCCC"/>
-              <w:right w:val="single" w:sz="1" w:space="0" w:color="CCCCCC"/>
-            </w:tcBorders>
-            <w:shd w:val="clear" w:color="auto" w:fill="F2F2F2"/>
-            <w:tcMar>
-              <w:top w:w="60" w:type="dxa"/>
-              <w:left w:w="30" w:type="dxa"/>
-              <w:bottom w:w="60" w:type="dxa"/>
-              <w:right w:w="30" w:type="dxa"/>
-            </w:tcMar>
-          </w:tcPr>
-          <w:p>
-            <w:pPr>
-              <w:jc w:val="center"/>
-            </w:pPr>
-            <w:r>
-              <w:rPr>
-                <w:color w:val="666666"/>
-              </w:rPr>
-              <w:t>○</w:t>
-            </w:r>
-          </w:p>
-        </w:tc>
-        <w:tc>
-          <w:tcPr>
-            <w:tcW w:w="1125" w:type="dxa"/>
-            <w:tcBorders>
-              <w:top w:val="single" w:sz="1" w:space="0" w:color="CCCCCC"/>
-              <w:left w:val="single" w:sz="1" w:space="0" w:color="CCCCCC"/>
-              <w:bottom w:val="single" w:sz="1" w:space="0" w:color="CCCCCC"/>
-              <w:right w:val="single" w:sz="1" w:space="0" w:color="CCCCCC"/>
-            </w:tcBorders>
-            <w:shd w:val="clear" w:color="auto" w:fill="F2F2F2"/>
-            <w:tcMar>
-              <w:top w:w="60" w:type="dxa"/>
-              <w:left w:w="30" w:type="dxa"/>
-              <w:bottom w:w="60" w:type="dxa"/>
-              <w:right w:w="30" w:type="dxa"/>
-            </w:tcMar>
-          </w:tcPr>
-          <w:p>
-            <w:pPr>
-              <w:jc w:val="center"/>
-            </w:pPr>
-            <w:r>
-              <w:rPr>
-                <w:color w:val="666666"/>
-              </w:rPr>
-              <w:t>○</w:t>
-            </w:r>
-          </w:p>
-        </w:tc>
-        <w:tc>
-          <w:tcPr>
-            <w:tcW w:w="1125" w:type="dxa"/>
-            <w:tcBorders>
-              <w:top w:val="single" w:sz="1" w:space="0" w:color="CCCCCC"/>
-              <w:left w:val="single" w:sz="1" w:space="0" w:color="CCCCCC"/>
-              <w:bottom w:val="single" w:sz="1" w:space="0" w:color="CCCCCC"/>
-              <w:right w:val="single" w:sz="1" w:space="0" w:color="CCCCCC"/>
-            </w:tcBorders>
-            <w:shd w:val="clear" w:color="auto" w:fill="F2F2F2"/>
-            <w:tcMar>
-              <w:top w:w="60" w:type="dxa"/>
-              <w:left w:w="30" w:type="dxa"/>
-              <w:bottom w:w="60" w:type="dxa"/>
-              <w:right w:w="30" w:type="dxa"/>
-            </w:tcMar>
-          </w:tcPr>
-          <w:p>
-            <w:pPr>
-              <w:jc w:val="center"/>
-            </w:pPr>
-            <w:r>
-              <w:rPr>
-                <w:color w:val="666666"/>
-              </w:rPr>
-              <w:t>○</w:t>
-            </w:r>
-          </w:p>
-        </w:tc>
-      </w:tr>
-      <w:tr>
-        <w:tblPrEx>
-          <w:tblCellMar>
-            <w:top w:w="0" w:type="dxa"/>
-            <w:bottom w:w="0" w:type="dxa"/>
-          </w:tblCellMar>
-        </w:tblPrEx>
-        <w:tc>
-          <w:tcPr>
-            <w:tcW w:w="3400" w:type="dxa"/>
-            <w:tcBorders>
-              <w:top w:val="single" w:sz="1" w:space="0" w:color="CCCCCC"/>
-              <w:left w:val="single" w:sz="1" w:space="0" w:color="CCCCCC"/>
-              <w:bottom w:val="single" w:sz="1" w:space="0" w:color="CCCCCC"/>
-              <w:right w:val="single" w:sz="1" w:space="0" w:color="CCCCCC"/>
-            </w:tcBorders>
-            <w:shd w:val="clear" w:color="auto" w:fill="FFFFFF"/>
-            <w:tcMar>
-              <w:top w:w="60" w:type="dxa"/>
-              <w:left w:w="120" w:type="dxa"/>
-              <w:bottom w:w="60" w:type="dxa"/>
-              <w:right w:w="80" w:type="dxa"/>
-            </w:tcMar>
-          </w:tcPr>
-          <w:p>
-            <w:proofErr w:type="spellStart"/>
-            <w:r>
-              <w:rPr>
-                <w:sz w:val="19"/>
-                <w:szCs w:val="19"/>
-              </w:rPr>
-              <w:t>Robur</w:t>
-            </w:r>
-            <w:proofErr w:type="spellEnd"/>
-            <w:r>
-              <w:rPr>
-                <w:sz w:val="19"/>
-                <w:szCs w:val="19"/>
-              </w:rPr>
-              <w:t xml:space="preserve"> (vêtements professionnels)</w:t>
-            </w:r>
-          </w:p>
-        </w:tc>
-        <w:tc>
-          <w:tcPr>
-            <w:tcW w:w="1125" w:type="dxa"/>
-            <w:tcBorders>
-              <w:top w:val="single" w:sz="1" w:space="0" w:color="CCCCCC"/>
-              <w:left w:val="single" w:sz="1" w:space="0" w:color="CCCCCC"/>
-              <w:bottom w:val="single" w:sz="1" w:space="0" w:color="CCCCCC"/>
-              <w:right w:val="single" w:sz="1" w:space="0" w:color="CCCCCC"/>
-            </w:tcBorders>
-            <w:shd w:val="clear" w:color="auto" w:fill="FFFFFF"/>
-            <w:tcMar>
-              <w:top w:w="60" w:type="dxa"/>
-              <w:left w:w="30" w:type="dxa"/>
-              <w:bottom w:w="60" w:type="dxa"/>
-              <w:right w:w="30" w:type="dxa"/>
-            </w:tcMar>
-          </w:tcPr>
-          <w:p>
-            <w:pPr>
-              <w:jc w:val="center"/>
-            </w:pPr>
-            <w:r>
-              <w:rPr>
-                <w:color w:val="666666"/>
-              </w:rPr>
-              <w:t>○</w:t>
-            </w:r>
-          </w:p>
-        </w:tc>
-        <w:tc>
-          <w:tcPr>
-            <w:tcW w:w="1125" w:type="dxa"/>
-            <w:tcBorders>
-              <w:top w:val="single" w:sz="1" w:space="0" w:color="CCCCCC"/>
-              <w:left w:val="single" w:sz="1" w:space="0" w:color="CCCCCC"/>
-              <w:bottom w:val="single" w:sz="1" w:space="0" w:color="CCCCCC"/>
-              <w:right w:val="single" w:sz="1" w:space="0" w:color="CCCCCC"/>
-            </w:tcBorders>
-            <w:shd w:val="clear" w:color="auto" w:fill="FFFFFF"/>
-            <w:tcMar>
-              <w:top w:w="60" w:type="dxa"/>
-              <w:left w:w="30" w:type="dxa"/>
-              <w:bottom w:w="60" w:type="dxa"/>
-              <w:right w:w="30" w:type="dxa"/>
-            </w:tcMar>
-          </w:tcPr>
-          <w:p>
-            <w:pPr>
-              <w:jc w:val="center"/>
-            </w:pPr>
-            <w:r>
-              <w:rPr>
-                <w:color w:val="666666"/>
-              </w:rPr>
-              <w:t>○</w:t>
-            </w:r>
-          </w:p>
-        </w:tc>
-        <w:tc>
-          <w:tcPr>
-            <w:tcW w:w="1125" w:type="dxa"/>
-            <w:tcBorders>
-              <w:top w:val="single" w:sz="1" w:space="0" w:color="CCCCCC"/>
-              <w:left w:val="single" w:sz="1" w:space="0" w:color="CCCCCC"/>
-              <w:bottom w:val="single" w:sz="1" w:space="0" w:color="CCCCCC"/>
-              <w:right w:val="single" w:sz="1" w:space="0" w:color="CCCCCC"/>
-            </w:tcBorders>
-            <w:shd w:val="clear" w:color="auto" w:fill="FFFFFF"/>
-            <w:tcMar>
-              <w:top w:w="60" w:type="dxa"/>
-              <w:left w:w="30" w:type="dxa"/>
-              <w:bottom w:w="60" w:type="dxa"/>
-              <w:right w:w="30" w:type="dxa"/>
-            </w:tcMar>
-          </w:tcPr>
-          <w:p>
-            <w:pPr>
-              <w:jc w:val="center"/>
-            </w:pPr>
-            <w:r>
-              <w:rPr>
-                <w:color w:val="666666"/>
-              </w:rPr>
-              <w:t>○</w:t>
-            </w:r>
-          </w:p>
-        </w:tc>
-        <w:tc>
-          <w:tcPr>
-            <w:tcW w:w="1125" w:type="dxa"/>
-            <w:tcBorders>
-              <w:top w:val="single" w:sz="1" w:space="0" w:color="CCCCCC"/>
-              <w:left w:val="single" w:sz="1" w:space="0" w:color="CCCCCC"/>
-              <w:bottom w:val="single" w:sz="1" w:space="0" w:color="CCCCCC"/>
-              <w:right w:val="single" w:sz="1" w:space="0" w:color="CCCCCC"/>
-            </w:tcBorders>
-            <w:shd w:val="clear" w:color="auto" w:fill="FFFFFF"/>
-            <w:tcMar>
-              <w:top w:w="60" w:type="dxa"/>
-              <w:left w:w="30" w:type="dxa"/>
-              <w:bottom w:w="60" w:type="dxa"/>
-              <w:right w:w="30" w:type="dxa"/>
-            </w:tcMar>
-          </w:tcPr>
-          <w:p>
-            <w:pPr>
-              <w:jc w:val="center"/>
-            </w:pPr>
-            <w:r>
-              <w:rPr>
-                <w:color w:val="666666"/>
-              </w:rPr>
-              <w:t>○</w:t>
-            </w:r>
-          </w:p>
-        </w:tc>
-        <w:tc>
-          <w:tcPr>
-            <w:tcW w:w="1125" w:type="dxa"/>
-            <w:tcBorders>
-              <w:top w:val="single" w:sz="1" w:space="0" w:color="CCCCCC"/>
-              <w:left w:val="single" w:sz="1" w:space="0" w:color="CCCCCC"/>
-              <w:bottom w:val="single" w:sz="1" w:space="0" w:color="CCCCCC"/>
-              <w:right w:val="single" w:sz="1" w:space="0" w:color="CCCCCC"/>
-            </w:tcBorders>
-            <w:shd w:val="clear" w:color="auto" w:fill="FFFFFF"/>
-            <w:tcMar>
-              <w:top w:w="60" w:type="dxa"/>
-              <w:left w:w="30" w:type="dxa"/>
-              <w:bottom w:w="60" w:type="dxa"/>
-              <w:right w:w="30" w:type="dxa"/>
-            </w:tcMar>
-          </w:tcPr>
-          <w:p>
-            <w:pPr>
-              <w:jc w:val="center"/>
-            </w:pPr>
-            <w:r>
-              <w:rPr>
-                <w:color w:val="666666"/>
-              </w:rPr>
-              <w:t>○</w:t>
-            </w:r>
-          </w:p>
-        </w:tc>
-      </w:tr>
-      <w:tr>
-        <w:tblPrEx>
-          <w:tblCellMar>
-            <w:top w:w="0" w:type="dxa"/>
-            <w:bottom w:w="0" w:type="dxa"/>
-          </w:tblCellMar>
-        </w:tblPrEx>
-        <w:tc>
-          <w:tcPr>
-            <w:tcW w:w="3400" w:type="dxa"/>
-            <w:tcBorders>
-              <w:top w:val="single" w:sz="1" w:space="0" w:color="CCCCCC"/>
-              <w:left w:val="single" w:sz="1" w:space="0" w:color="CCCCCC"/>
-              <w:bottom w:val="single" w:sz="1" w:space="0" w:color="CCCCCC"/>
-              <w:right w:val="single" w:sz="1" w:space="0" w:color="CCCCCC"/>
-            </w:tcBorders>
-            <w:shd w:val="clear" w:color="auto" w:fill="F2F2F2"/>
-            <w:tcMar>
-              <w:top w:w="60" w:type="dxa"/>
-              <w:left w:w="120" w:type="dxa"/>
-              <w:bottom w:w="60" w:type="dxa"/>
-              <w:right w:w="80" w:type="dxa"/>
-            </w:tcMar>
-          </w:tcPr>
-          <w:p>
-            <w:proofErr w:type="spellStart"/>
-            <w:r>
-              <w:rPr>
-                <w:sz w:val="19"/>
-                <w:szCs w:val="19"/>
-              </w:rPr>
-              <w:t>Dadaux</w:t>
-            </w:r>
-            <w:proofErr w:type="spellEnd"/>
-            <w:r>
-              <w:rPr>
-                <w:sz w:val="19"/>
-                <w:szCs w:val="19"/>
-              </w:rPr>
-              <w:t xml:space="preserve"> (matériel boucherie / agroalimentaire)</w:t>
-            </w:r>
-          </w:p>
-        </w:tc>
-        <w:tc>
-          <w:tcPr>
-            <w:tcW w:w="1125" w:type="dxa"/>
-            <w:tcBorders>
-              <w:top w:val="single" w:sz="1" w:space="0" w:color="CCCCCC"/>
-              <w:left w:val="single" w:sz="1" w:space="0" w:color="CCCCCC"/>
-              <w:bottom w:val="single" w:sz="1" w:space="0" w:color="CCCCCC"/>
-              <w:right w:val="single" w:sz="1" w:space="0" w:color="CCCCCC"/>
-            </w:tcBorders>
-            <w:shd w:val="clear" w:color="auto" w:fill="F2F2F2"/>
-            <w:tcMar>
-              <w:top w:w="60" w:type="dxa"/>
-              <w:left w:w="30" w:type="dxa"/>
-              <w:bottom w:w="60" w:type="dxa"/>
-              <w:right w:w="30" w:type="dxa"/>
-            </w:tcMar>
-          </w:tcPr>
-          <w:p>
-            <w:pPr>
-              <w:jc w:val="center"/>
-            </w:pPr>
-            <w:r>
-              <w:rPr>
-                <w:color w:val="666666"/>
-              </w:rPr>
-              <w:t>○</w:t>
-            </w:r>
-          </w:p>
-        </w:tc>
-        <w:tc>
-          <w:tcPr>
-            <w:tcW w:w="1125" w:type="dxa"/>
-            <w:tcBorders>
-              <w:top w:val="single" w:sz="1" w:space="0" w:color="CCCCCC"/>
-              <w:left w:val="single" w:sz="1" w:space="0" w:color="CCCCCC"/>
-              <w:bottom w:val="single" w:sz="1" w:space="0" w:color="CCCCCC"/>
-              <w:right w:val="single" w:sz="1" w:space="0" w:color="CCCCCC"/>
-            </w:tcBorders>
-            <w:shd w:val="clear" w:color="auto" w:fill="F2F2F2"/>
-            <w:tcMar>
-              <w:top w:w="60" w:type="dxa"/>
-              <w:left w:w="30" w:type="dxa"/>
-              <w:bottom w:w="60" w:type="dxa"/>
-              <w:right w:w="30" w:type="dxa"/>
-            </w:tcMar>
-          </w:tcPr>
-          <w:p>
-            <w:pPr>
-              <w:jc w:val="center"/>
-            </w:pPr>
-            <w:r>
-              <w:rPr>
-                <w:color w:val="666666"/>
-              </w:rPr>
-              <w:t>○</w:t>
-            </w:r>
-          </w:p>
-        </w:tc>
-        <w:tc>
-          <w:tcPr>
-            <w:tcW w:w="1125" w:type="dxa"/>
-            <w:tcBorders>
-              <w:top w:val="single" w:sz="1" w:space="0" w:color="CCCCCC"/>
-              <w:left w:val="single" w:sz="1" w:space="0" w:color="CCCCCC"/>
-              <w:bottom w:val="single" w:sz="1" w:space="0" w:color="CCCCCC"/>
-              <w:right w:val="single" w:sz="1" w:space="0" w:color="CCCCCC"/>
-            </w:tcBorders>
-            <w:shd w:val="clear" w:color="auto" w:fill="F2F2F2"/>
-            <w:tcMar>
-              <w:top w:w="60" w:type="dxa"/>
-              <w:left w:w="30" w:type="dxa"/>
-              <w:bottom w:w="60" w:type="dxa"/>
-              <w:right w:w="30" w:type="dxa"/>
-            </w:tcMar>
-          </w:tcPr>
-          <w:p>
-            <w:pPr>
-              <w:jc w:val="center"/>
-            </w:pPr>
-            <w:r>
-              <w:rPr>
-                <w:color w:val="666666"/>
-              </w:rPr>
-              <w:t>○</w:t>
-            </w:r>
-          </w:p>
-        </w:tc>
-        <w:tc>
-          <w:tcPr>
-            <w:tcW w:w="1125" w:type="dxa"/>
-            <w:tcBorders>
-              <w:top w:val="single" w:sz="1" w:space="0" w:color="CCCCCC"/>
-              <w:left w:val="single" w:sz="1" w:space="0" w:color="CCCCCC"/>
-              <w:bottom w:val="single" w:sz="1" w:space="0" w:color="CCCCCC"/>
-              <w:right w:val="single" w:sz="1" w:space="0" w:color="CCCCCC"/>
-            </w:tcBorders>
-            <w:shd w:val="clear" w:color="auto" w:fill="F2F2F2"/>
-            <w:tcMar>
-              <w:top w:w="60" w:type="dxa"/>
-              <w:left w:w="30" w:type="dxa"/>
-              <w:bottom w:w="60" w:type="dxa"/>
-              <w:right w:w="30" w:type="dxa"/>
-            </w:tcMar>
-          </w:tcPr>
-          <w:p>
-            <w:pPr>
-              <w:jc w:val="center"/>
-            </w:pPr>
-            <w:r>
-              <w:rPr>
-                <w:color w:val="666666"/>
-              </w:rPr>
-              <w:t>○</w:t>
-            </w:r>
-          </w:p>
-        </w:tc>
-        <w:tc>
-          <w:tcPr>
-            <w:tcW w:w="1125" w:type="dxa"/>
-            <w:tcBorders>
-              <w:top w:val="single" w:sz="1" w:space="0" w:color="CCCCCC"/>
-              <w:left w:val="single" w:sz="1" w:space="0" w:color="CCCCCC"/>
-              <w:bottom w:val="single" w:sz="1" w:space="0" w:color="CCCCCC"/>
-              <w:right w:val="single" w:sz="1" w:space="0" w:color="CCCCCC"/>
-            </w:tcBorders>
-            <w:shd w:val="clear" w:color="auto" w:fill="F2F2F2"/>
-            <w:tcMar>
-              <w:top w:w="60" w:type="dxa"/>
-              <w:left w:w="30" w:type="dxa"/>
-              <w:bottom w:w="60" w:type="dxa"/>
-              <w:right w:w="30" w:type="dxa"/>
-            </w:tcMar>
-          </w:tcPr>
-          <w:p>
-            <w:pPr>
-              <w:jc w:val="center"/>
-            </w:pPr>
-            <w:r>
-              <w:rPr>
-                <w:color w:val="666666"/>
-              </w:rPr>
-              <w:t>○</w:t>
-            </w:r>
-          </w:p>
-        </w:tc>
-      </w:tr>
-      <w:tr>
-        <w:tblPrEx>
-          <w:tblCellMar>
-            <w:top w:w="0" w:type="dxa"/>
-            <w:bottom w:w="0" w:type="dxa"/>
-          </w:tblCellMar>
-        </w:tblPrEx>
         <w:tc>
           <w:tcPr>
             <w:tcW w:w="3400" w:type="dxa"/>
@@ -11278,13 +10550,8 @@
         <w:spacing w:before="30" w:after="30"/>
         <w:ind w:left="400"/>
       </w:pPr>
-      <w:proofErr w:type="gramStart"/>
-      <w:r>
-        <w:t>☐  Oui</w:t>
-      </w:r>
-      <w:proofErr w:type="gramEnd"/>
-      <w:r>
-        <w:t>, régulièrement</w:t>
+      <w:r>
+        <w:t>☐  Oui, régulièrement</w:t>
       </w:r>
     </w:p>
     <w:p>
@@ -11292,13 +10559,8 @@
         <w:spacing w:before="30" w:after="30"/>
         <w:ind w:left="400"/>
       </w:pPr>
-      <w:proofErr w:type="gramStart"/>
-      <w:r>
-        <w:t>☐  Oui</w:t>
-      </w:r>
-      <w:proofErr w:type="gramEnd"/>
-      <w:r>
-        <w:t>, de temps en temps</w:t>
+      <w:r>
+        <w:t>☐  Oui, de temps en temps</w:t>
       </w:r>
     </w:p>
     <w:p>
@@ -11306,13 +10568,8 @@
         <w:spacing w:before="30" w:after="30"/>
         <w:ind w:left="400"/>
       </w:pPr>
-      <w:proofErr w:type="gramStart"/>
-      <w:r>
-        <w:t>☐  Non</w:t>
-      </w:r>
-      <w:proofErr w:type="gramEnd"/>
-      <w:r>
-        <w:t>, jamais</w:t>
+      <w:r>
+        <w:t>☐  Non, jamais</w:t>
       </w:r>
     </w:p>
     <w:p>
@@ -11320,13 +10577,8 @@
         <w:spacing w:before="30" w:after="30"/>
         <w:ind w:left="400"/>
       </w:pPr>
-      <w:proofErr w:type="gramStart"/>
-      <w:r>
-        <w:t>☐  Je</w:t>
-      </w:r>
-      <w:proofErr w:type="gramEnd"/>
-      <w:r>
-        <w:t xml:space="preserve"> ne savais pas qu'il en existait une dans ma région</w:t>
+      <w:r>
+        <w:t>☐  Je ne savais pas qu'il en existait une dans ma région</w:t>
       </w:r>
     </w:p>
     <w:p>
@@ -11405,12 +10657,6 @@
         <w:gridCol w:w="1125"/>
       </w:tblGrid>
       <w:tr>
-        <w:tblPrEx>
-          <w:tblCellMar>
-            <w:top w:w="0" w:type="dxa"/>
-            <w:bottom w:w="0" w:type="dxa"/>
-          </w:tblCellMar>
-        </w:tblPrEx>
         <w:trPr>
           <w:tblHeader/>
         </w:trPr>
@@ -11616,12 +10862,6 @@
         </w:tc>
       </w:tr>
       <w:tr>
-        <w:tblPrEx>
-          <w:tblCellMar>
-            <w:top w:w="0" w:type="dxa"/>
-            <w:bottom w:w="0" w:type="dxa"/>
-          </w:tblCellMar>
-        </w:tblPrEx>
         <w:tc>
           <w:tcPr>
             <w:tcW w:w="3400" w:type="dxa"/>
@@ -11796,12 +11036,6 @@
         </w:tc>
       </w:tr>
       <w:tr>
-        <w:tblPrEx>
-          <w:tblCellMar>
-            <w:top w:w="0" w:type="dxa"/>
-            <w:bottom w:w="0" w:type="dxa"/>
-          </w:tblCellMar>
-        </w:tblPrEx>
         <w:tc>
           <w:tcPr>
             <w:tcW w:w="3400" w:type="dxa"/>
@@ -11976,12 +11210,6 @@
         </w:tc>
       </w:tr>
       <w:tr>
-        <w:tblPrEx>
-          <w:tblCellMar>
-            <w:top w:w="0" w:type="dxa"/>
-            <w:bottom w:w="0" w:type="dxa"/>
-          </w:tblCellMar>
-        </w:tblPrEx>
         <w:tc>
           <w:tcPr>
             <w:tcW w:w="3400" w:type="dxa"/>
@@ -12200,13 +11428,8 @@
         <w:spacing w:before="30" w:after="30"/>
         <w:ind w:left="400"/>
       </w:pPr>
-      <w:proofErr w:type="gramStart"/>
-      <w:r>
-        <w:t>☐  Oui</w:t>
-      </w:r>
-      <w:proofErr w:type="gramEnd"/>
-      <w:r>
-        <w:t>, en tant que candidat(e)</w:t>
+      <w:r>
+        <w:t>☐  Oui, en tant que candidat(e)</w:t>
       </w:r>
     </w:p>
     <w:p>
@@ -12214,13 +11437,8 @@
         <w:spacing w:before="30" w:after="30"/>
         <w:ind w:left="400"/>
       </w:pPr>
-      <w:proofErr w:type="gramStart"/>
-      <w:r>
-        <w:t>☐  Oui</w:t>
-      </w:r>
-      <w:proofErr w:type="gramEnd"/>
-      <w:r>
-        <w:t>, en tant que spectateur / visiteur</w:t>
+      <w:r>
+        <w:t>☐  Oui, en tant que spectateur / visiteur</w:t>
       </w:r>
     </w:p>
     <w:p>
@@ -12228,13 +11446,8 @@
         <w:spacing w:before="30" w:after="30"/>
         <w:ind w:left="400"/>
       </w:pPr>
-      <w:proofErr w:type="gramStart"/>
-      <w:r>
-        <w:t>☐  Non</w:t>
-      </w:r>
-      <w:proofErr w:type="gramEnd"/>
-      <w:r>
-        <w:t>, mais je souhaiterais y participer</w:t>
+      <w:r>
+        <w:t>☐  Non, mais je souhaiterais y participer</w:t>
       </w:r>
     </w:p>
     <w:p>
@@ -12242,13 +11455,8 @@
         <w:spacing w:before="30" w:after="30"/>
         <w:ind w:left="400"/>
       </w:pPr>
-      <w:proofErr w:type="gramStart"/>
-      <w:r>
-        <w:t>☐  Non</w:t>
-      </w:r>
-      <w:proofErr w:type="gramEnd"/>
-      <w:r>
-        <w:t>, et je ne suis pas intéressé(e)</w:t>
+      <w:r>
+        <w:t>☐  Non, et je ne suis pas intéressé(e)</w:t>
       </w:r>
     </w:p>
     <w:p>
@@ -12325,13 +11533,8 @@
         <w:spacing w:before="30" w:after="30"/>
         <w:ind w:left="400"/>
       </w:pPr>
-      <w:proofErr w:type="gramStart"/>
-      <w:r>
-        <w:t>☐  1</w:t>
-      </w:r>
-      <w:proofErr w:type="gramEnd"/>
-      <w:r>
-        <w:t xml:space="preserve"> marché</w:t>
+      <w:r>
+        <w:t>☐  1 marché</w:t>
       </w:r>
     </w:p>
     <w:p>
@@ -12339,13 +11542,8 @@
         <w:spacing w:before="30" w:after="30"/>
         <w:ind w:left="400"/>
       </w:pPr>
-      <w:proofErr w:type="gramStart"/>
-      <w:r>
-        <w:t>☐  2</w:t>
-      </w:r>
-      <w:proofErr w:type="gramEnd"/>
-      <w:r>
-        <w:t xml:space="preserve"> à 3 marchés</w:t>
+      <w:r>
+        <w:t>☐  2 à 3 marchés</w:t>
       </w:r>
     </w:p>
     <w:p>
@@ -12353,13 +11551,8 @@
         <w:spacing w:before="30" w:after="30"/>
         <w:ind w:left="400"/>
       </w:pPr>
-      <w:proofErr w:type="gramStart"/>
-      <w:r>
-        <w:t>☐  4</w:t>
-      </w:r>
-      <w:proofErr w:type="gramEnd"/>
-      <w:r>
-        <w:t xml:space="preserve"> à 5 marchés</w:t>
+      <w:r>
+        <w:t>☐  4 à 5 marchés</w:t>
       </w:r>
     </w:p>
     <w:p>
@@ -12367,13 +11560,8 @@
         <w:spacing w:before="30" w:after="30"/>
         <w:ind w:left="400"/>
       </w:pPr>
-      <w:proofErr w:type="gramStart"/>
-      <w:r>
-        <w:t>☐  Plus</w:t>
-      </w:r>
-      <w:proofErr w:type="gramEnd"/>
-      <w:r>
-        <w:t xml:space="preserve"> de 5 marchés</w:t>
+      <w:r>
+        <w:t>☐  Plus de 5 marchés</w:t>
       </w:r>
     </w:p>
     <w:p>
@@ -12410,13 +11598,8 @@
         <w:spacing w:before="30" w:after="30"/>
         <w:ind w:left="400"/>
       </w:pPr>
-      <w:proofErr w:type="gramStart"/>
-      <w:r>
-        <w:t>☐  Oui</w:t>
-      </w:r>
-      <w:proofErr w:type="gramEnd"/>
-      <w:r>
-        <w:t>, tout à fait</w:t>
+      <w:r>
+        <w:t>☐  Oui, tout à fait</w:t>
       </w:r>
     </w:p>
     <w:p>
@@ -12424,13 +11607,8 @@
         <w:spacing w:before="30" w:after="30"/>
         <w:ind w:left="400"/>
       </w:pPr>
-      <w:proofErr w:type="gramStart"/>
-      <w:r>
-        <w:t>☐  Plutôt</w:t>
-      </w:r>
-      <w:proofErr w:type="gramEnd"/>
-      <w:r>
-        <w:t xml:space="preserve"> oui</w:t>
+      <w:r>
+        <w:t>☐  Plutôt oui</w:t>
       </w:r>
     </w:p>
     <w:p>
@@ -12438,13 +11616,8 @@
         <w:spacing w:before="30" w:after="30"/>
         <w:ind w:left="400"/>
       </w:pPr>
-      <w:proofErr w:type="gramStart"/>
-      <w:r>
-        <w:t>☐  Plutôt</w:t>
-      </w:r>
-      <w:proofErr w:type="gramEnd"/>
-      <w:r>
-        <w:t xml:space="preserve"> non</w:t>
+      <w:r>
+        <w:t>☐  Plutôt non</w:t>
       </w:r>
     </w:p>
     <w:p>
@@ -12452,13 +11625,8 @@
         <w:spacing w:before="30" w:after="30"/>
         <w:ind w:left="400"/>
       </w:pPr>
-      <w:proofErr w:type="gramStart"/>
-      <w:r>
-        <w:t>☐  Non</w:t>
-      </w:r>
-      <w:proofErr w:type="gramEnd"/>
-      <w:r>
-        <w:t>, pas du tout</w:t>
+      <w:r>
+        <w:t>☐  Non, pas du tout</w:t>
       </w:r>
     </w:p>
     <w:p>
@@ -12495,14 +11663,9 @@
         <w:spacing w:before="30" w:after="30"/>
         <w:ind w:left="400"/>
       </w:pPr>
-      <w:proofErr w:type="gramStart"/>
       <w:r>
         <w:lastRenderedPageBreak/>
-        <w:t>☐  Réglementation</w:t>
-      </w:r>
-      <w:proofErr w:type="gramEnd"/>
-      <w:r>
-        <w:t xml:space="preserve"> (hygiène, contrôles, autorisations)</w:t>
+        <w:t>☐  Réglementation (hygiène, contrôles, autorisations)</w:t>
       </w:r>
     </w:p>
     <w:p>
@@ -12510,13 +11673,8 @@
         <w:spacing w:before="30" w:after="30"/>
         <w:ind w:left="400"/>
       </w:pPr>
-      <w:proofErr w:type="gramStart"/>
-      <w:r>
-        <w:t>☐  Relations</w:t>
-      </w:r>
-      <w:proofErr w:type="gramEnd"/>
-      <w:r>
-        <w:t xml:space="preserve"> avec les gestionnaires de marchés (concessions)</w:t>
+      <w:r>
+        <w:t>☐  Relations avec les gestionnaires de marchés (concessions)</w:t>
       </w:r>
     </w:p>
     <w:p>
@@ -12524,13 +11682,8 @@
         <w:spacing w:before="30" w:after="30"/>
         <w:ind w:left="400"/>
       </w:pPr>
-      <w:proofErr w:type="gramStart"/>
-      <w:r>
-        <w:t>☐  Création</w:t>
-      </w:r>
-      <w:proofErr w:type="gramEnd"/>
-      <w:r>
-        <w:t xml:space="preserve"> d'un réseau de crémiers fromagers non sédentaires</w:t>
+      <w:r>
+        <w:t>☐  Création d'un réseau de crémiers fromagers non sédentaires</w:t>
       </w:r>
     </w:p>
     <w:p>
@@ -12538,13 +11691,8 @@
         <w:spacing w:before="30" w:after="30"/>
         <w:ind w:left="400"/>
       </w:pPr>
-      <w:proofErr w:type="gramStart"/>
-      <w:r>
-        <w:t>☐  Formations</w:t>
-      </w:r>
-      <w:proofErr w:type="gramEnd"/>
-      <w:r>
-        <w:t xml:space="preserve"> adaptées à l'activité sur marché</w:t>
+      <w:r>
+        <w:t>☐  Formations adaptées à l'activité sur marché</w:t>
       </w:r>
     </w:p>
     <w:p>
@@ -12552,13 +11700,8 @@
         <w:spacing w:before="30" w:after="30"/>
         <w:ind w:left="400"/>
       </w:pPr>
-      <w:proofErr w:type="gramStart"/>
-      <w:r>
-        <w:t>☐  Aucun</w:t>
-      </w:r>
-      <w:proofErr w:type="gramEnd"/>
-      <w:r>
-        <w:t xml:space="preserve"> besoin particulier</w:t>
+      <w:r>
+        <w:t>☐  Aucun besoin particulier</w:t>
       </w:r>
     </w:p>
     <w:p>
@@ -12654,12 +11797,6 @@
         <w:gridCol w:w="1406"/>
       </w:tblGrid>
       <w:tr>
-        <w:tblPrEx>
-          <w:tblCellMar>
-            <w:top w:w="0" w:type="dxa"/>
-            <w:bottom w:w="0" w:type="dxa"/>
-          </w:tblCellMar>
-        </w:tblPrEx>
         <w:trPr>
           <w:tblHeader/>
         </w:trPr>
@@ -12831,12 +11968,6 @@
         </w:tc>
       </w:tr>
       <w:tr>
-        <w:tblPrEx>
-          <w:tblCellMar>
-            <w:top w:w="0" w:type="dxa"/>
-            <w:bottom w:w="0" w:type="dxa"/>
-          </w:tblCellMar>
-        </w:tblPrEx>
         <w:tc>
           <w:tcPr>
             <w:tcW w:w="3400" w:type="dxa"/>
@@ -13008,27 +12139,7 @@
           <w:sz w:val="21"/>
           <w:szCs w:val="21"/>
         </w:rPr>
-        <w:t xml:space="preserve">Estimez-vous que le montant de la cotisation annuelle </w:t>
-      </w:r>
-      <w:proofErr w:type="gramStart"/>
-      <w:r>
-        <w:rPr>
-          <w:b/>
-          <w:bCs/>
-          <w:sz w:val="21"/>
-          <w:szCs w:val="21"/>
-        </w:rPr>
-        <w:t>est</w:t>
-      </w:r>
-      <w:proofErr w:type="gramEnd"/>
-      <w:r>
-        <w:rPr>
-          <w:b/>
-          <w:bCs/>
-          <w:sz w:val="21"/>
-          <w:szCs w:val="21"/>
-        </w:rPr>
-        <w:t xml:space="preserve"> justifié au regard des services proposés ?</w:t>
+        <w:t>Estimez-vous que le montant de la cotisation annuelle est justifié au regard des services proposés ?</w:t>
       </w:r>
       <w:r>
         <w:rPr>
@@ -13046,13 +12157,8 @@
         <w:spacing w:before="30" w:after="30"/>
         <w:ind w:left="400"/>
       </w:pPr>
-      <w:proofErr w:type="gramStart"/>
-      <w:r>
-        <w:t>☐  Tout</w:t>
-      </w:r>
-      <w:proofErr w:type="gramEnd"/>
-      <w:r>
-        <w:t xml:space="preserve"> à fait justifié</w:t>
+      <w:r>
+        <w:t>☐  Tout à fait justifié</w:t>
       </w:r>
     </w:p>
     <w:p>
@@ -13060,13 +12166,8 @@
         <w:spacing w:before="30" w:after="30"/>
         <w:ind w:left="400"/>
       </w:pPr>
-      <w:proofErr w:type="gramStart"/>
-      <w:r>
-        <w:t>☐  Plutôt</w:t>
-      </w:r>
-      <w:proofErr w:type="gramEnd"/>
-      <w:r>
-        <w:t xml:space="preserve"> justifié</w:t>
+      <w:r>
+        <w:t>☐  Plutôt justifié</w:t>
       </w:r>
     </w:p>
     <w:p>
@@ -13074,13 +12175,8 @@
         <w:spacing w:before="30" w:after="30"/>
         <w:ind w:left="400"/>
       </w:pPr>
-      <w:proofErr w:type="gramStart"/>
-      <w:r>
-        <w:t>☐  Plutôt</w:t>
-      </w:r>
-      <w:proofErr w:type="gramEnd"/>
-      <w:r>
-        <w:t xml:space="preserve"> pas justifié</w:t>
+      <w:r>
+        <w:t>☐  Plutôt pas justifié</w:t>
       </w:r>
     </w:p>
     <w:p>
@@ -13088,13 +12184,8 @@
         <w:spacing w:before="30" w:after="30"/>
         <w:ind w:left="400"/>
       </w:pPr>
-      <w:proofErr w:type="gramStart"/>
-      <w:r>
-        <w:t>☐  Pas</w:t>
-      </w:r>
-      <w:proofErr w:type="gramEnd"/>
-      <w:r>
-        <w:t xml:space="preserve"> du tout justifié</w:t>
+      <w:r>
+        <w:t>☐  Pas du tout justifié</w:t>
       </w:r>
     </w:p>
     <w:p>
@@ -13204,12 +12295,6 @@
         <w:gridCol w:w="821"/>
       </w:tblGrid>
       <w:tr>
-        <w:tblPrEx>
-          <w:tblCellMar>
-            <w:top w:w="0" w:type="dxa"/>
-            <w:bottom w:w="0" w:type="dxa"/>
-          </w:tblCellMar>
-        </w:tblPrEx>
         <w:tc>
           <w:tcPr>
             <w:tcW w:w="820" w:type="dxa"/>
@@ -13542,12 +12627,6 @@
         </w:tc>
       </w:tr>
       <w:tr>
-        <w:tblPrEx>
-          <w:tblCellMar>
-            <w:top w:w="0" w:type="dxa"/>
-            <w:bottom w:w="0" w:type="dxa"/>
-          </w:tblCellMar>
-        </w:tblPrEx>
         <w:tc>
           <w:tcPr>
             <w:tcW w:w="820" w:type="dxa"/>
@@ -13929,13 +13008,8 @@
         <w:spacing w:before="30" w:after="30"/>
         <w:ind w:left="400"/>
       </w:pPr>
-      <w:proofErr w:type="gramStart"/>
-      <w:r>
-        <w:t>☐  L'assistance</w:t>
-      </w:r>
-      <w:proofErr w:type="gramEnd"/>
-      <w:r>
-        <w:t xml:space="preserve"> juridique et sociale</w:t>
+      <w:r>
+        <w:t>☐  L'assistance juridique et sociale</w:t>
       </w:r>
     </w:p>
     <w:p>
@@ -13943,13 +13017,8 @@
         <w:spacing w:before="30" w:after="30"/>
         <w:ind w:left="400"/>
       </w:pPr>
-      <w:proofErr w:type="gramStart"/>
-      <w:r>
-        <w:t>☐  Les</w:t>
-      </w:r>
-      <w:proofErr w:type="gramEnd"/>
-      <w:r>
-        <w:t xml:space="preserve"> formations et certifications</w:t>
+      <w:r>
+        <w:t>☐  Les formations et certifications</w:t>
       </w:r>
     </w:p>
     <w:p>
@@ -13957,13 +13026,8 @@
         <w:spacing w:before="30" w:after="30"/>
         <w:ind w:left="400"/>
       </w:pPr>
-      <w:proofErr w:type="gramStart"/>
-      <w:r>
-        <w:t>☐  L'accès</w:t>
-      </w:r>
-      <w:proofErr w:type="gramEnd"/>
-      <w:r>
-        <w:t xml:space="preserve"> aux partenaires et avantages tarifaires</w:t>
+      <w:r>
+        <w:t>☐  L'accès aux partenaires et avantages tarifaires</w:t>
       </w:r>
     </w:p>
     <w:p>
@@ -13971,13 +13035,8 @@
         <w:spacing w:before="30" w:after="30"/>
         <w:ind w:left="400"/>
       </w:pPr>
-      <w:proofErr w:type="gramStart"/>
-      <w:r>
-        <w:t>☐  Le</w:t>
-      </w:r>
-      <w:proofErr w:type="gramEnd"/>
-      <w:r>
-        <w:t xml:space="preserve"> réseau et les échanges avec d'autres fromagers</w:t>
+      <w:r>
+        <w:t>☐  Le réseau et les échanges avec d'autres fromagers</w:t>
       </w:r>
     </w:p>
     <w:p>
@@ -13985,13 +13044,8 @@
         <w:spacing w:before="30" w:after="30"/>
         <w:ind w:left="400"/>
       </w:pPr>
-      <w:proofErr w:type="gramStart"/>
-      <w:r>
-        <w:t>☐  La</w:t>
-      </w:r>
-      <w:proofErr w:type="gramEnd"/>
-      <w:r>
-        <w:t xml:space="preserve"> représentation et la défense de la profession</w:t>
+      <w:r>
+        <w:t>☐  La représentation et la défense de la profession</w:t>
       </w:r>
     </w:p>
     <w:p>
@@ -13999,13 +13053,8 @@
         <w:spacing w:before="30" w:after="30"/>
         <w:ind w:left="400"/>
       </w:pPr>
-      <w:proofErr w:type="gramStart"/>
-      <w:r>
-        <w:t>☐  Les</w:t>
-      </w:r>
-      <w:proofErr w:type="gramEnd"/>
-      <w:r>
-        <w:t xml:space="preserve"> outils numériques (PMS, médiathèque...)</w:t>
+      <w:r>
+        <w:t>☐  Les outils numériques (PMS, médiathèque...)</w:t>
       </w:r>
     </w:p>
     <w:p>
@@ -14013,13 +13062,8 @@
         <w:spacing w:before="30" w:after="30"/>
         <w:ind w:left="400"/>
       </w:pPr>
-      <w:proofErr w:type="gramStart"/>
-      <w:r>
-        <w:t>☐  Les</w:t>
-      </w:r>
-      <w:proofErr w:type="gramEnd"/>
-      <w:r>
-        <w:t xml:space="preserve"> concours et événements</w:t>
+      <w:r>
+        <w:t>☐  Les concours et événements</w:t>
       </w:r>
     </w:p>
     <w:p>
@@ -14027,11 +13071,9 @@
         <w:spacing w:before="30" w:after="30"/>
         <w:ind w:left="400"/>
       </w:pPr>
-      <w:proofErr w:type="gramStart"/>
       <w:r>
         <w:t>☐  Autre</w:t>
       </w:r>
-      <w:proofErr w:type="gramEnd"/>
     </w:p>
     <w:p>
       <w:pPr>
@@ -14093,13 +13135,8 @@
         <w:spacing w:before="30" w:after="30"/>
         <w:ind w:left="400"/>
       </w:pPr>
-      <w:proofErr w:type="gramStart"/>
-      <w:r>
-        <w:t>☐  Assistance</w:t>
-      </w:r>
-      <w:proofErr w:type="gramEnd"/>
-      <w:r>
-        <w:t xml:space="preserve"> juridique</w:t>
+      <w:r>
+        <w:t>☐  Assistance juridique</w:t>
       </w:r>
     </w:p>
     <w:p>
@@ -14107,25 +13144,18 @@
         <w:spacing w:before="30" w:after="30"/>
         <w:ind w:left="400"/>
       </w:pPr>
-      <w:proofErr w:type="gramStart"/>
       <w:r>
         <w:t>☐  Formations</w:t>
       </w:r>
-      <w:proofErr w:type="gramEnd"/>
     </w:p>
     <w:p>
       <w:pPr>
         <w:spacing w:before="30" w:after="30"/>
         <w:ind w:left="400"/>
       </w:pPr>
-      <w:proofErr w:type="gramStart"/>
       <w:r>
         <w:lastRenderedPageBreak/>
-        <w:t>☐  Outils</w:t>
-      </w:r>
-      <w:proofErr w:type="gramEnd"/>
-      <w:r>
-        <w:t xml:space="preserve"> numériques</w:t>
+        <w:t>☐  Outils numériques</w:t>
       </w:r>
     </w:p>
     <w:p>
@@ -14133,13 +13163,8 @@
         <w:spacing w:before="30" w:after="30"/>
         <w:ind w:left="400"/>
       </w:pPr>
-      <w:proofErr w:type="gramStart"/>
-      <w:r>
-        <w:t>☐  Animation</w:t>
-      </w:r>
-      <w:proofErr w:type="gramEnd"/>
-      <w:r>
-        <w:t xml:space="preserve"> du réseau régional</w:t>
+      <w:r>
+        <w:t>☐  Animation du réseau régional</w:t>
       </w:r>
     </w:p>
     <w:p>
@@ -14147,13 +13172,8 @@
         <w:spacing w:before="30" w:after="30"/>
         <w:ind w:left="400"/>
       </w:pPr>
-      <w:proofErr w:type="gramStart"/>
-      <w:r>
-        <w:t>☐  Communication</w:t>
-      </w:r>
-      <w:proofErr w:type="gramEnd"/>
-      <w:r>
-        <w:t xml:space="preserve"> / information</w:t>
+      <w:r>
+        <w:t>☐  Communication / information</w:t>
       </w:r>
     </w:p>
     <w:p>
@@ -14161,13 +13181,8 @@
         <w:spacing w:before="30" w:after="30"/>
         <w:ind w:left="400"/>
       </w:pPr>
-      <w:proofErr w:type="gramStart"/>
-      <w:r>
-        <w:t>☐  Représentation</w:t>
-      </w:r>
-      <w:proofErr w:type="gramEnd"/>
-      <w:r>
-        <w:t xml:space="preserve"> institutionnelle</w:t>
+      <w:r>
+        <w:t>☐  Représentation institutionnelle</w:t>
       </w:r>
     </w:p>
     <w:p>
@@ -14175,13 +13190,8 @@
         <w:spacing w:before="30" w:after="30"/>
         <w:ind w:left="400"/>
       </w:pPr>
-      <w:proofErr w:type="gramStart"/>
-      <w:r>
-        <w:t>☐  Partenariats</w:t>
-      </w:r>
-      <w:proofErr w:type="gramEnd"/>
-      <w:r>
-        <w:t xml:space="preserve"> et avantages tarifaires</w:t>
+      <w:r>
+        <w:t>☐  Partenariats et avantages tarifaires</w:t>
       </w:r>
     </w:p>
     <w:p>
@@ -14189,13 +13199,8 @@
         <w:spacing w:before="30" w:after="30"/>
         <w:ind w:left="400"/>
       </w:pPr>
-      <w:proofErr w:type="gramStart"/>
-      <w:r>
-        <w:t>☐  Concours</w:t>
-      </w:r>
-      <w:proofErr w:type="gramEnd"/>
-      <w:r>
-        <w:t xml:space="preserve"> et événements</w:t>
+      <w:r>
+        <w:t>☐  Concours et événements</w:t>
       </w:r>
     </w:p>
     <w:p>
@@ -14203,13 +13208,8 @@
         <w:spacing w:before="30" w:after="30"/>
         <w:ind w:left="400"/>
       </w:pPr>
-      <w:proofErr w:type="gramStart"/>
-      <w:r>
-        <w:t>☐  M'aider</w:t>
-      </w:r>
-      <w:proofErr w:type="gramEnd"/>
-      <w:r>
-        <w:t xml:space="preserve"> dans mon activité du quotidien / développement de l'activité</w:t>
+      <w:r>
+        <w:t>☐  M'aider dans mon activité du quotidien / développement de l'activité</w:t>
       </w:r>
     </w:p>
     <w:p>
@@ -14313,43 +13313,7 @@
           <w:sz w:val="16"/>
           <w:szCs w:val="16"/>
         </w:rPr>
-        <w:t xml:space="preserve">Fédération des Fromagers de </w:t>
-      </w:r>
-      <w:proofErr w:type="gramStart"/>
-      <w:r>
-        <w:rPr>
-          <w:color w:val="AAAAAA"/>
-          <w:sz w:val="16"/>
-          <w:szCs w:val="16"/>
-        </w:rPr>
-        <w:t>France  •</w:t>
-      </w:r>
-      <w:proofErr w:type="gramEnd"/>
-      <w:r>
-        <w:rPr>
-          <w:color w:val="AAAAAA"/>
-          <w:sz w:val="16"/>
-          <w:szCs w:val="16"/>
-        </w:rPr>
-        <w:t xml:space="preserve">  23 rue des Lavandières Sainte-Opportune, 75001 </w:t>
-      </w:r>
-      <w:proofErr w:type="gramStart"/>
-      <w:r>
-        <w:rPr>
-          <w:color w:val="AAAAAA"/>
-          <w:sz w:val="16"/>
-          <w:szCs w:val="16"/>
-        </w:rPr>
-        <w:t>Paris  •</w:t>
-      </w:r>
-      <w:proofErr w:type="gramEnd"/>
-      <w:r>
-        <w:rPr>
-          <w:color w:val="AAAAAA"/>
-          <w:sz w:val="16"/>
-          <w:szCs w:val="16"/>
-        </w:rPr>
-        <w:t xml:space="preserve">  info@fromagersdefrance.com</w:t>
+        <w:t>Fédération des Fromagers de France  •  23 rue des Lavandières Sainte-Opportune, 75001 Paris  •  info@fromagersdefrance.com</w:t>
       </w:r>
     </w:p>
     <w:sectPr>
